--- a/docs/documentation-individuelle/Documentation-individuelle-Emna-Dorai.docx
+++ b/docs/documentation-individuelle/Documentation-individuelle-Emna-Dorai.docx
@@ -2,6 +2,10 @@
 <file path=word/document.xml><?xml version="1.0" encoding="utf-8"?>
 <w:document xmlns:wpc="http://schemas.microsoft.com/office/word/2010/wordprocessingCanvas" xmlns:mo="http://schemas.microsoft.com/office/mac/office/2008/main" xmlns:mc="http://schemas.openxmlformats.org/markup-compatibility/2006" xmlns:mv="urn:schemas-microsoft-com:mac:vml" xmlns:o="urn:schemas-microsoft-com:office:office" xmlns:r="http://schemas.openxmlformats.org/officeDocument/2006/relationships" xmlns:m="http://schemas.openxmlformats.org/officeDocument/2006/math" xmlns:v="urn:schemas-microsoft-com:vml" xmlns:wp14="http://schemas.microsoft.com/office/word/2010/wordprocessingDrawing" xmlns:wp="http://schemas.openxmlformats.org/drawingml/2006/wordprocessingDrawing" xmlns:w10="urn:schemas-microsoft-com:office:word" xmlns:w="http://schemas.openxmlformats.org/wordprocessingml/2006/main" xmlns:w14="http://schemas.microsoft.com/office/word/2010/wordml" xmlns:wpg="http://schemas.microsoft.com/office/word/2010/wordprocessingGroup" xmlns:wpi="http://schemas.microsoft.com/office/word/2010/wordprocessingInk" xmlns:wne="http://schemas.microsoft.com/office/word/2006/wordml" xmlns:wps="http://schemas.microsoft.com/office/word/2010/wordprocessingShape" mc:Ignorable="w14 wp14">
   <w:body>
+    <w:p/>
+    <w:p/>
+    <w:p/>
+    <w:p/>
     <w:p>
       <w:pPr>
         <w:jc w:val="center"/>
@@ -9,10 +13,25 @@
       <w:r>
         <w:rPr>
           <w:b/>
+          <w:color w:val="A07F1F"/>
+          <w:sz w:val="22"/>
+        </w:rPr>
+        <w:t>ESPRIT · IA FOR SOFTWARE ENGINEERING</w:t>
+      </w:r>
+    </w:p>
+    <w:p>
+      <w:pPr>
+        <w:spacing w:before="360"/>
+        <w:jc w:val="center"/>
+      </w:pPr>
+      <w:r>
+        <w:rPr>
+          <w:rFonts w:ascii="Cambria" w:hAnsi="Cambria"/>
+          <w:b/>
           <w:color w:val="3D4F1C"/>
-          <w:sz w:val="36"/>
+          <w:sz w:val="60"/>
         </w:rPr>
-        <w:t>Zitouna AI — Documentation individuelle</w:t>
+        <w:t>Documentation individuelle</w:t>
       </w:r>
     </w:p>
     <w:p>
@@ -20,41 +39,91 @@
         <w:jc w:val="center"/>
       </w:pPr>
       <w:r>
-        <w:t>IA for Software Engineering · ESPRIT · 5SAE10 · 2026 – 2027</w:t>
+        <w:rPr>
+          <w:color w:val="1D2214"/>
+          <w:sz w:val="28"/>
+        </w:rPr>
+        <w:t>Usage de l’IA générative, prompts et justification du modèle</w:t>
       </w:r>
     </w:p>
+    <w:p>
+      <w:pPr>
+        <w:spacing w:before="600"/>
+        <w:jc w:val="center"/>
+      </w:pPr>
+      <w:r>
+        <w:rPr>
+          <w:rFonts w:ascii="Cambria" w:hAnsi="Cambria"/>
+          <w:b/>
+          <w:color w:val="1D2214"/>
+          <w:sz w:val="44"/>
+        </w:rPr>
+        <w:t>Emna Dorai</w:t>
+      </w:r>
+    </w:p>
+    <w:p>
+      <w:pPr>
+        <w:jc w:val="center"/>
+      </w:pPr>
+      <w:r>
+        <w:rPr>
+          <w:color w:val="3D4F1C"/>
+          <w:sz w:val="26"/>
+        </w:rPr>
+        <w:t>M4 · Prix de l’huile et moment de vente</w:t>
+      </w:r>
+    </w:p>
+    <w:p/>
+    <w:p/>
+    <w:p/>
     <w:tbl>
       <w:tblPr>
         <w:tblStyle w:val="TableGrid"/>
         <w:tblW w:type="auto" w:w="0"/>
+        <w:jc w:val="center"/>
         <w:tblLook w:firstColumn="1" w:firstRow="1" w:lastColumn="0" w:lastRow="0" w:noHBand="0" w:noVBand="1" w:val="04A0"/>
       </w:tblPr>
       <w:tblGrid>
-        <w:gridCol w:w="4320"/>
-        <w:gridCol w:w="4320"/>
+        <w:gridCol w:w="4706"/>
+        <w:gridCol w:w="4706"/>
       </w:tblGrid>
       <w:tr>
         <w:tc>
           <w:tcPr>
-            <w:tcW w:type="dxa" w:w="4320"/>
+            <w:tcW w:type="dxa" w:w="2835"/>
             <w:shd w:val="clear" w:color="auto" w:fill="E8EDD9"/>
           </w:tcPr>
           <w:p>
+            <w:pPr>
+              <w:spacing w:after="0"/>
+            </w:pPr>
+            <w:r/>
             <w:r>
               <w:rPr>
                 <w:b/>
+                <w:i w:val="0"/>
+                <w:sz w:val="20"/>
               </w:rPr>
-              <w:t>Membre</w:t>
+              <w:t>Projet</w:t>
             </w:r>
           </w:p>
         </w:tc>
         <w:tc>
           <w:tcPr>
-            <w:tcW w:type="dxa" w:w="4320"/>
+            <w:tcW w:type="dxa" w:w="5953"/>
           </w:tcPr>
           <w:p>
+            <w:pPr>
+              <w:spacing w:after="0"/>
+            </w:pPr>
+            <w:r/>
             <w:r>
-              <w:t>Emna Dorai</w:t>
+              <w:rPr>
+                <w:b w:val="0"/>
+                <w:i w:val="0"/>
+                <w:sz w:val="20"/>
+              </w:rPr>
+              <w:t>Zitouna AI — plateforme d’IA pour les petits oléiculteurs tunisiens</w:t>
             </w:r>
           </w:p>
         </w:tc>
@@ -62,39 +131,19 @@
       <w:tr>
         <w:tc>
           <w:tcPr>
-            <w:tcW w:type="dxa" w:w="4320"/>
+            <w:tcW w:type="dxa" w:w="2835"/>
             <w:shd w:val="clear" w:color="auto" w:fill="E8EDD9"/>
           </w:tcPr>
           <w:p>
+            <w:pPr>
+              <w:spacing w:after="0"/>
+            </w:pPr>
+            <w:r/>
             <w:r>
               <w:rPr>
                 <w:b/>
-              </w:rPr>
-              <w:t>Module d’IA</w:t>
-            </w:r>
-          </w:p>
-        </w:tc>
-        <w:tc>
-          <w:tcPr>
-            <w:tcW w:type="dxa" w:w="4320"/>
-          </w:tcPr>
-          <w:p>
-            <w:r>
-              <w:t>M4 · Prix et moment de vente</w:t>
-            </w:r>
-          </w:p>
-        </w:tc>
-      </w:tr>
-      <w:tr>
-        <w:tc>
-          <w:tcPr>
-            <w:tcW w:type="dxa" w:w="4320"/>
-            <w:shd w:val="clear" w:color="auto" w:fill="E8EDD9"/>
-          </w:tcPr>
-          <w:p>
-            <w:r>
-              <w:rPr>
-                <w:b/>
+                <w:i w:val="0"/>
+                <w:sz w:val="20"/>
               </w:rPr>
               <w:t>Rôle transversal</w:t>
             </w:r>
@@ -102,10 +151,19 @@
         </w:tc>
         <w:tc>
           <w:tcPr>
-            <w:tcW w:type="dxa" w:w="4320"/>
+            <w:tcW w:type="dxa" w:w="5953"/>
           </w:tcPr>
           <w:p>
+            <w:pPr>
+              <w:spacing w:after="0"/>
+            </w:pPr>
+            <w:r/>
             <w:r>
+              <w:rPr>
+                <w:b w:val="0"/>
+                <w:i w:val="0"/>
+                <w:sz w:val="20"/>
+              </w:rPr>
               <w:t>Frontend</w:t>
             </w:r>
           </w:p>
@@ -114,13 +172,60 @@
       <w:tr>
         <w:tc>
           <w:tcPr>
-            <w:tcW w:type="dxa" w:w="4320"/>
+            <w:tcW w:type="dxa" w:w="2835"/>
             <w:shd w:val="clear" w:color="auto" w:fill="E8EDD9"/>
           </w:tcPr>
           <w:p>
+            <w:pPr>
+              <w:spacing w:after="0"/>
+            </w:pPr>
+            <w:r/>
             <w:r>
               <w:rPr>
                 <w:b/>
+                <w:i w:val="0"/>
+                <w:sz w:val="20"/>
+              </w:rPr>
+              <w:t>Classe</w:t>
+            </w:r>
+          </w:p>
+        </w:tc>
+        <w:tc>
+          <w:tcPr>
+            <w:tcW w:type="dxa" w:w="5953"/>
+          </w:tcPr>
+          <w:p>
+            <w:pPr>
+              <w:spacing w:after="0"/>
+            </w:pPr>
+            <w:r/>
+            <w:r>
+              <w:rPr>
+                <w:b w:val="0"/>
+                <w:i w:val="0"/>
+                <w:sz w:val="20"/>
+              </w:rPr>
+              <w:t>5SAE10</w:t>
+            </w:r>
+          </w:p>
+        </w:tc>
+      </w:tr>
+      <w:tr>
+        <w:tc>
+          <w:tcPr>
+            <w:tcW w:type="dxa" w:w="2835"/>
+            <w:shd w:val="clear" w:color="auto" w:fill="E8EDD9"/>
+          </w:tcPr>
+          <w:p>
+            <w:pPr>
+              <w:spacing w:after="0"/>
+            </w:pPr>
+            <w:r/>
+            <w:r>
+              <w:rPr>
+                <w:b/>
+                <w:i w:val="0"/>
+                <w:sz w:val="20"/>
               </w:rPr>
               <w:t>Encadrant</w:t>
             </w:r>
@@ -128,11 +233,61 @@
         </w:tc>
         <w:tc>
           <w:tcPr>
-            <w:tcW w:type="dxa" w:w="4320"/>
+            <w:tcW w:type="dxa" w:w="5953"/>
           </w:tcPr>
           <w:p>
+            <w:pPr>
+              <w:spacing w:after="0"/>
+            </w:pPr>
+            <w:r/>
             <w:r>
+              <w:rPr>
+                <w:b w:val="0"/>
+                <w:i w:val="0"/>
+                <w:sz w:val="20"/>
+              </w:rPr>
               <w:t>Khemiri Akram</w:t>
+            </w:r>
+          </w:p>
+        </w:tc>
+      </w:tr>
+      <w:tr>
+        <w:tc>
+          <w:tcPr>
+            <w:tcW w:type="dxa" w:w="2835"/>
+            <w:shd w:val="clear" w:color="auto" w:fill="E8EDD9"/>
+          </w:tcPr>
+          <w:p>
+            <w:pPr>
+              <w:spacing w:after="0"/>
+            </w:pPr>
+            <w:r/>
+            <w:r>
+              <w:rPr>
+                <w:b/>
+                <w:i w:val="0"/>
+                <w:sz w:val="20"/>
+              </w:rPr>
+              <w:t>Année universitaire</w:t>
+            </w:r>
+          </w:p>
+        </w:tc>
+        <w:tc>
+          <w:tcPr>
+            <w:tcW w:type="dxa" w:w="5953"/>
+          </w:tcPr>
+          <w:p>
+            <w:pPr>
+              <w:spacing w:after="0"/>
+            </w:pPr>
+            <w:r/>
+            <w:r>
+              <w:rPr>
+                <w:b w:val="0"/>
+                <w:i w:val="0"/>
+                <w:sz w:val="20"/>
+              </w:rPr>
+              <w:t>2026 – 2027</w:t>
             </w:r>
           </w:p>
         </w:tc>
@@ -140,68 +295,459 @@
     </w:tbl>
     <w:p>
       <w:r>
-        <w:rPr>
-          <w:b/>
-          <w:color w:val="3D4F1C"/>
-          <w:sz w:val="26"/>
-        </w:rPr>
-        <w:t>1. Outils d’IA générative utilisés</w:t>
+        <w:br w:type="page"/>
       </w:r>
     </w:p>
     <w:p>
+      <w:pPr>
+        <w:pStyle w:val="Heading1"/>
+      </w:pPr>
       <w:r>
-        <w:t>À compléter : outils utilisés (Claude, Copilot, ChatGPT…) et pour quelles tâches.</w:t>
+        <w:t>1. Contexte et rôle</w:t>
       </w:r>
     </w:p>
     <w:p>
+      <w:pPr>
+        <w:spacing w:after="120"/>
+      </w:pPr>
       <w:r>
         <w:rPr>
-          <w:b/>
-          <w:color w:val="3D4F1C"/>
-          <w:sz w:val="26"/>
+          <w:i w:val="0"/>
         </w:rPr>
-        <w:t>2. Journal des prompts et des interactions avec les LLM</w:t>
+        <w:t>Dans le projet Zitouna AI, j’ai porté le module M4 · Prix de l’huile et moment de vente de bout en bout : données, modèle, service FastAPI, intégration dans l’application et écran. Type d’IA : Séries temporelles · modèle statistique saisonnier. Rôle transversal : Frontend.</w:t>
+      </w:r>
+    </w:p>
+    <w:p>
+      <w:pPr>
+        <w:pStyle w:val="Heading1"/>
+      </w:pPr>
+      <w:r>
+        <w:t>2. Outils d’IA générative utilisés</w:t>
+      </w:r>
+    </w:p>
+    <w:p>
+      <w:pPr>
+        <w:spacing w:after="120"/>
+      </w:pPr>
+      <w:r>
+        <w:rPr>
+          <w:i/>
+          <w:color w:val="8A8E7D"/>
+        </w:rPr>
+        <w:t>À compléter — indiquer les outils utilisés (Claude, Copilot, ChatGPT…) et pour quelles tâches.</w:t>
       </w:r>
     </w:p>
     <w:tbl>
       <w:tblPr>
         <w:tblStyle w:val="TableGrid"/>
         <w:tblW w:type="auto" w:w="0"/>
+        <w:jc w:val="center"/>
+        <w:tblLayout w:type="fixed"/>
         <w:tblLook w:firstColumn="1" w:firstRow="1" w:lastColumn="0" w:lastRow="0" w:noHBand="0" w:noVBand="1" w:val="04A0"/>
       </w:tblPr>
       <w:tblGrid>
-        <w:gridCol w:w="2880"/>
-        <w:gridCol w:w="2880"/>
-        <w:gridCol w:w="2880"/>
+        <w:gridCol w:w="3137"/>
+        <w:gridCol w:w="3137"/>
+        <w:gridCol w:w="3137"/>
       </w:tblGrid>
       <w:tr>
+        <w:trPr>
+          <w:tblHeader w:val="true"/>
+        </w:trPr>
         <w:tc>
           <w:tcPr>
-            <w:tcW w:type="dxa" w:w="2880"/>
+            <w:tcW w:type="dxa" w:w="2381"/>
             <w:shd w:val="clear" w:color="auto" w:fill="3D4F1C"/>
           </w:tcPr>
           <w:p>
+            <w:pPr>
+              <w:spacing w:after="0"/>
+            </w:pPr>
             <w:r/>
             <w:r>
               <w:rPr>
                 <w:b/>
+                <w:i w:val="0"/>
                 <w:color w:val="FFFFFF"/>
+                <w:sz w:val="20"/>
               </w:rPr>
-              <w:t>Prompt envoyé</w:t>
+              <w:t>Outil</w:t>
             </w:r>
           </w:p>
         </w:tc>
         <w:tc>
           <w:tcPr>
-            <w:tcW w:type="dxa" w:w="2880"/>
+            <w:tcW w:type="dxa" w:w="2835"/>
             <w:shd w:val="clear" w:color="auto" w:fill="3D4F1C"/>
           </w:tcPr>
           <w:p>
+            <w:pPr>
+              <w:spacing w:after="0"/>
+            </w:pPr>
             <w:r/>
             <w:r>
               <w:rPr>
                 <w:b/>
+                <w:i w:val="0"/>
                 <w:color w:val="FFFFFF"/>
+                <w:sz w:val="20"/>
+              </w:rPr>
+              <w:t>Nature</w:t>
+            </w:r>
+          </w:p>
+        </w:tc>
+        <w:tc>
+          <w:tcPr>
+            <w:tcW w:type="dxa" w:w="4195"/>
+            <w:shd w:val="clear" w:color="auto" w:fill="3D4F1C"/>
+          </w:tcPr>
+          <w:p>
+            <w:pPr>
+              <w:spacing w:after="0"/>
+            </w:pPr>
+            <w:r/>
+            <w:r>
+              <w:rPr>
+                <w:b/>
+                <w:i w:val="0"/>
+                <w:color w:val="FFFFFF"/>
+                <w:sz w:val="20"/>
+              </w:rPr>
+              <w:t>Usage</w:t>
+            </w:r>
+          </w:p>
+        </w:tc>
+      </w:tr>
+      <w:tr>
+        <w:tc>
+          <w:tcPr>
+            <w:tcW w:type="dxa" w:w="2381"/>
+          </w:tcPr>
+          <w:p>
+            <w:pPr>
+              <w:spacing w:after="0"/>
+            </w:pPr>
+            <w:r/>
+            <w:r>
+              <w:rPr>
+                <w:b w:val="0"/>
+                <w:i/>
+                <w:color w:val="8A8E7D"/>
+                <w:sz w:val="20"/>
+              </w:rPr>
+              <w:t>…</w:t>
+            </w:r>
+          </w:p>
+        </w:tc>
+        <w:tc>
+          <w:tcPr>
+            <w:tcW w:type="dxa" w:w="2835"/>
+          </w:tcPr>
+          <w:p>
+            <w:pPr>
+              <w:spacing w:after="0"/>
+            </w:pPr>
+            <w:r/>
+            <w:r>
+              <w:rPr>
+                <w:b w:val="0"/>
+                <w:i/>
+                <w:color w:val="8A8E7D"/>
+                <w:sz w:val="20"/>
+              </w:rPr>
+              <w:t>…</w:t>
+            </w:r>
+          </w:p>
+        </w:tc>
+        <w:tc>
+          <w:tcPr>
+            <w:tcW w:type="dxa" w:w="4195"/>
+          </w:tcPr>
+          <w:p>
+            <w:pPr>
+              <w:spacing w:after="0"/>
+            </w:pPr>
+            <w:r/>
+            <w:r>
+              <w:rPr>
+                <w:b w:val="0"/>
+                <w:i/>
+                <w:color w:val="8A8E7D"/>
+                <w:sz w:val="20"/>
+              </w:rPr>
+              <w:t>…</w:t>
+            </w:r>
+          </w:p>
+        </w:tc>
+      </w:tr>
+      <w:tr>
+        <w:tc>
+          <w:tcPr>
+            <w:tcW w:type="dxa" w:w="2381"/>
+          </w:tcPr>
+          <w:p>
+            <w:pPr>
+              <w:spacing w:after="0"/>
+            </w:pPr>
+            <w:r/>
+            <w:r>
+              <w:rPr>
+                <w:b w:val="0"/>
+                <w:i/>
+                <w:color w:val="8A8E7D"/>
+                <w:sz w:val="20"/>
+              </w:rPr>
+              <w:t>…</w:t>
+            </w:r>
+          </w:p>
+        </w:tc>
+        <w:tc>
+          <w:tcPr>
+            <w:tcW w:type="dxa" w:w="2835"/>
+          </w:tcPr>
+          <w:p>
+            <w:pPr>
+              <w:spacing w:after="0"/>
+            </w:pPr>
+            <w:r/>
+            <w:r>
+              <w:rPr>
+                <w:b w:val="0"/>
+                <w:i/>
+                <w:color w:val="8A8E7D"/>
+                <w:sz w:val="20"/>
+              </w:rPr>
+              <w:t>…</w:t>
+            </w:r>
+          </w:p>
+        </w:tc>
+        <w:tc>
+          <w:tcPr>
+            <w:tcW w:type="dxa" w:w="4195"/>
+          </w:tcPr>
+          <w:p>
+            <w:pPr>
+              <w:spacing w:after="0"/>
+            </w:pPr>
+            <w:r/>
+            <w:r>
+              <w:rPr>
+                <w:b w:val="0"/>
+                <w:i/>
+                <w:color w:val="8A8E7D"/>
+                <w:sz w:val="20"/>
+              </w:rPr>
+              <w:t>…</w:t>
+            </w:r>
+          </w:p>
+        </w:tc>
+      </w:tr>
+      <w:tr>
+        <w:tc>
+          <w:tcPr>
+            <w:tcW w:type="dxa" w:w="2381"/>
+          </w:tcPr>
+          <w:p>
+            <w:pPr>
+              <w:spacing w:after="0"/>
+            </w:pPr>
+            <w:r/>
+            <w:r>
+              <w:rPr>
+                <w:b w:val="0"/>
+                <w:i/>
+                <w:color w:val="8A8E7D"/>
+                <w:sz w:val="20"/>
+              </w:rPr>
+              <w:t>…</w:t>
+            </w:r>
+          </w:p>
+        </w:tc>
+        <w:tc>
+          <w:tcPr>
+            <w:tcW w:type="dxa" w:w="2835"/>
+          </w:tcPr>
+          <w:p>
+            <w:pPr>
+              <w:spacing w:after="0"/>
+            </w:pPr>
+            <w:r/>
+            <w:r>
+              <w:rPr>
+                <w:b w:val="0"/>
+                <w:i/>
+                <w:color w:val="8A8E7D"/>
+                <w:sz w:val="20"/>
+              </w:rPr>
+              <w:t>…</w:t>
+            </w:r>
+          </w:p>
+        </w:tc>
+        <w:tc>
+          <w:tcPr>
+            <w:tcW w:type="dxa" w:w="4195"/>
+          </w:tcPr>
+          <w:p>
+            <w:pPr>
+              <w:spacing w:after="0"/>
+            </w:pPr>
+            <w:r/>
+            <w:r>
+              <w:rPr>
+                <w:b w:val="0"/>
+                <w:i/>
+                <w:color w:val="8A8E7D"/>
+                <w:sz w:val="20"/>
+              </w:rPr>
+              <w:t>…</w:t>
+            </w:r>
+          </w:p>
+        </w:tc>
+      </w:tr>
+    </w:tbl>
+    <w:p>
+      <w:pPr>
+        <w:spacing w:after="40"/>
+      </w:pPr>
+    </w:p>
+    <w:p>
+      <w:pPr>
+        <w:pStyle w:val="Heading1"/>
+      </w:pPr>
+      <w:r>
+        <w:t>3. Méthode de travail avec l’IA</w:t>
+      </w:r>
+    </w:p>
+    <w:p>
+      <w:pPr>
+        <w:spacing w:after="120"/>
+      </w:pPr>
+      <w:r>
+        <w:rPr>
+          <w:i/>
+          <w:color w:val="8A8E7D"/>
+        </w:rPr>
+        <w:t>À compléter — décrire comment vous avez formulé vos demandes à l’IA et comment vous avez vérifié ses réponses.</w:t>
+      </w:r>
+    </w:p>
+    <w:p>
+      <w:pPr>
+        <w:pStyle w:val="Heading1"/>
+      </w:pPr>
+      <w:r>
+        <w:t>4. Journal des prompts et des interactions</w:t>
+      </w:r>
+    </w:p>
+    <w:p>
+      <w:pPr>
+        <w:spacing w:after="120"/>
+      </w:pPr>
+      <w:r>
+        <w:rPr>
+          <w:i/>
+          <w:color w:val="8A8E7D"/>
+        </w:rPr>
+        <w:t>À compléter — pour chaque échange important : la date, l’objectif, le prompt exact, ce que l’IA a répondu ou fait, et comment vous l’avez vérifié ou corrigé.</w:t>
+      </w:r>
+    </w:p>
+    <w:tbl>
+      <w:tblPr>
+        <w:tblStyle w:val="TableGrid"/>
+        <w:tblW w:type="auto" w:w="0"/>
+        <w:jc w:val="center"/>
+        <w:tblLayout w:type="fixed"/>
+        <w:tblLook w:firstColumn="1" w:firstRow="1" w:lastColumn="0" w:lastRow="0" w:noHBand="0" w:noVBand="1" w:val="04A0"/>
+      </w:tblPr>
+      <w:tblGrid>
+        <w:gridCol w:w="1882"/>
+        <w:gridCol w:w="1882"/>
+        <w:gridCol w:w="1882"/>
+        <w:gridCol w:w="1882"/>
+        <w:gridCol w:w="1882"/>
+      </w:tblGrid>
+      <w:tr>
+        <w:trPr>
+          <w:tblHeader w:val="true"/>
+        </w:trPr>
+        <w:tc>
+          <w:tcPr>
+            <w:tcW w:type="dxa" w:w="1361"/>
+            <w:shd w:val="clear" w:color="auto" w:fill="3D4F1C"/>
+          </w:tcPr>
+          <w:p>
+            <w:pPr>
+              <w:spacing w:after="0"/>
+            </w:pPr>
+            <w:r/>
+            <w:r>
+              <w:rPr>
+                <w:b/>
+                <w:i w:val="0"/>
+                <w:color w:val="FFFFFF"/>
+                <w:sz w:val="20"/>
+              </w:rPr>
+              <w:t>Date</w:t>
+            </w:r>
+          </w:p>
+        </w:tc>
+        <w:tc>
+          <w:tcPr>
+            <w:tcW w:type="dxa" w:w="1191"/>
+            <w:shd w:val="clear" w:color="auto" w:fill="3D4F1C"/>
+          </w:tcPr>
+          <w:p>
+            <w:pPr>
+              <w:spacing w:after="0"/>
+            </w:pPr>
+            <w:r/>
+            <w:r>
+              <w:rPr>
+                <w:b/>
+                <w:i w:val="0"/>
+                <w:color w:val="FFFFFF"/>
+                <w:sz w:val="20"/>
+              </w:rPr>
+              <w:t>Objectif</w:t>
+            </w:r>
+          </w:p>
+        </w:tc>
+        <w:tc>
+          <w:tcPr>
+            <w:tcW w:type="dxa" w:w="2381"/>
+            <w:shd w:val="clear" w:color="auto" w:fill="3D4F1C"/>
+          </w:tcPr>
+          <w:p>
+            <w:pPr>
+              <w:spacing w:after="0"/>
+            </w:pPr>
+            <w:r/>
+            <w:r>
+              <w:rPr>
+                <w:b/>
+                <w:i w:val="0"/>
+                <w:color w:val="FFFFFF"/>
+                <w:sz w:val="20"/>
+              </w:rPr>
+              <w:t>Prompt</w:t>
+            </w:r>
+          </w:p>
+        </w:tc>
+        <w:tc>
+          <w:tcPr>
+            <w:tcW w:type="dxa" w:w="2438"/>
+            <w:shd w:val="clear" w:color="auto" w:fill="3D4F1C"/>
+          </w:tcPr>
+          <w:p>
+            <w:pPr>
+              <w:spacing w:after="0"/>
+            </w:pPr>
+            <w:r/>
+            <w:r>
+              <w:rPr>
+                <w:b/>
+                <w:i w:val="0"/>
+                <w:color w:val="FFFFFF"/>
+                <w:sz w:val="20"/>
               </w:rPr>
               <w:t>Réponse / action de l’IA</w:t>
             </w:r>
@@ -209,17 +755,22 @@
         </w:tc>
         <w:tc>
           <w:tcPr>
-            <w:tcW w:type="dxa" w:w="2880"/>
+            <w:tcW w:type="dxa" w:w="2041"/>
             <w:shd w:val="clear" w:color="auto" w:fill="3D4F1C"/>
           </w:tcPr>
           <w:p>
+            <w:pPr>
+              <w:spacing w:after="0"/>
+            </w:pPr>
             <w:r/>
             <w:r>
               <w:rPr>
                 <w:b/>
+                <w:i w:val="0"/>
                 <w:color w:val="FFFFFF"/>
+                <w:sz w:val="20"/>
               </w:rPr>
-              <w:t>Ce que j’ai gardé, corrigé et vérifié</w:t>
+              <w:t>Vérification</w:t>
             </w:r>
           </w:p>
         </w:tc>
@@ -227,198 +778,1213 @@
       <w:tr>
         <w:tc>
           <w:tcPr>
-            <w:tcW w:type="dxa" w:w="2880"/>
+            <w:tcW w:type="dxa" w:w="1361"/>
           </w:tcPr>
           <w:p>
+            <w:pPr>
+              <w:spacing w:after="0"/>
+            </w:pPr>
             <w:r/>
+            <w:r>
+              <w:rPr>
+                <w:b w:val="0"/>
+                <w:i/>
+                <w:color w:val="8A8E7D"/>
+                <w:sz w:val="20"/>
+              </w:rPr>
+              <w:t>…</w:t>
+            </w:r>
           </w:p>
         </w:tc>
         <w:tc>
           <w:tcPr>
-            <w:tcW w:type="dxa" w:w="2880"/>
+            <w:tcW w:type="dxa" w:w="1191"/>
           </w:tcPr>
           <w:p>
+            <w:pPr>
+              <w:spacing w:after="0"/>
+            </w:pPr>
             <w:r/>
+            <w:r>
+              <w:rPr>
+                <w:b w:val="0"/>
+                <w:i/>
+                <w:color w:val="8A8E7D"/>
+                <w:sz w:val="20"/>
+              </w:rPr>
+              <w:t>…</w:t>
+            </w:r>
           </w:p>
         </w:tc>
         <w:tc>
           <w:tcPr>
-            <w:tcW w:type="dxa" w:w="2880"/>
+            <w:tcW w:type="dxa" w:w="2381"/>
           </w:tcPr>
           <w:p>
+            <w:pPr>
+              <w:spacing w:after="0"/>
+            </w:pPr>
             <w:r/>
+            <w:r>
+              <w:rPr>
+                <w:b w:val="0"/>
+                <w:i/>
+                <w:color w:val="8A8E7D"/>
+                <w:sz w:val="20"/>
+              </w:rPr>
+              <w:t>…</w:t>
+            </w:r>
+          </w:p>
+        </w:tc>
+        <w:tc>
+          <w:tcPr>
+            <w:tcW w:type="dxa" w:w="2438"/>
+          </w:tcPr>
+          <w:p>
+            <w:pPr>
+              <w:spacing w:after="0"/>
+            </w:pPr>
+            <w:r/>
+            <w:r>
+              <w:rPr>
+                <w:b w:val="0"/>
+                <w:i/>
+                <w:color w:val="8A8E7D"/>
+                <w:sz w:val="20"/>
+              </w:rPr>
+              <w:t>…</w:t>
+            </w:r>
+          </w:p>
+        </w:tc>
+        <w:tc>
+          <w:tcPr>
+            <w:tcW w:type="dxa" w:w="2041"/>
+          </w:tcPr>
+          <w:p>
+            <w:pPr>
+              <w:spacing w:after="0"/>
+            </w:pPr>
+            <w:r/>
+            <w:r>
+              <w:rPr>
+                <w:b w:val="0"/>
+                <w:i/>
+                <w:color w:val="8A8E7D"/>
+                <w:sz w:val="20"/>
+              </w:rPr>
+              <w:t>…</w:t>
+            </w:r>
           </w:p>
         </w:tc>
       </w:tr>
       <w:tr>
         <w:tc>
           <w:tcPr>
-            <w:tcW w:type="dxa" w:w="2880"/>
+            <w:tcW w:type="dxa" w:w="1361"/>
           </w:tcPr>
           <w:p>
+            <w:pPr>
+              <w:spacing w:after="0"/>
+            </w:pPr>
             <w:r/>
+            <w:r>
+              <w:rPr>
+                <w:b w:val="0"/>
+                <w:i/>
+                <w:color w:val="8A8E7D"/>
+                <w:sz w:val="20"/>
+              </w:rPr>
+              <w:t>…</w:t>
+            </w:r>
           </w:p>
         </w:tc>
         <w:tc>
           <w:tcPr>
-            <w:tcW w:type="dxa" w:w="2880"/>
+            <w:tcW w:type="dxa" w:w="1191"/>
           </w:tcPr>
           <w:p>
+            <w:pPr>
+              <w:spacing w:after="0"/>
+            </w:pPr>
             <w:r/>
+            <w:r>
+              <w:rPr>
+                <w:b w:val="0"/>
+                <w:i/>
+                <w:color w:val="8A8E7D"/>
+                <w:sz w:val="20"/>
+              </w:rPr>
+              <w:t>…</w:t>
+            </w:r>
           </w:p>
         </w:tc>
         <w:tc>
           <w:tcPr>
-            <w:tcW w:type="dxa" w:w="2880"/>
+            <w:tcW w:type="dxa" w:w="2381"/>
           </w:tcPr>
           <w:p>
+            <w:pPr>
+              <w:spacing w:after="0"/>
+            </w:pPr>
             <w:r/>
+            <w:r>
+              <w:rPr>
+                <w:b w:val="0"/>
+                <w:i/>
+                <w:color w:val="8A8E7D"/>
+                <w:sz w:val="20"/>
+              </w:rPr>
+              <w:t>…</w:t>
+            </w:r>
+          </w:p>
+        </w:tc>
+        <w:tc>
+          <w:tcPr>
+            <w:tcW w:type="dxa" w:w="2438"/>
+          </w:tcPr>
+          <w:p>
+            <w:pPr>
+              <w:spacing w:after="0"/>
+            </w:pPr>
+            <w:r/>
+            <w:r>
+              <w:rPr>
+                <w:b w:val="0"/>
+                <w:i/>
+                <w:color w:val="8A8E7D"/>
+                <w:sz w:val="20"/>
+              </w:rPr>
+              <w:t>…</w:t>
+            </w:r>
+          </w:p>
+        </w:tc>
+        <w:tc>
+          <w:tcPr>
+            <w:tcW w:type="dxa" w:w="2041"/>
+          </w:tcPr>
+          <w:p>
+            <w:pPr>
+              <w:spacing w:after="0"/>
+            </w:pPr>
+            <w:r/>
+            <w:r>
+              <w:rPr>
+                <w:b w:val="0"/>
+                <w:i/>
+                <w:color w:val="8A8E7D"/>
+                <w:sz w:val="20"/>
+              </w:rPr>
+              <w:t>…</w:t>
+            </w:r>
           </w:p>
         </w:tc>
       </w:tr>
       <w:tr>
         <w:tc>
           <w:tcPr>
-            <w:tcW w:type="dxa" w:w="2880"/>
+            <w:tcW w:type="dxa" w:w="1361"/>
           </w:tcPr>
           <w:p>
+            <w:pPr>
+              <w:spacing w:after="0"/>
+            </w:pPr>
             <w:r/>
+            <w:r>
+              <w:rPr>
+                <w:b w:val="0"/>
+                <w:i/>
+                <w:color w:val="8A8E7D"/>
+                <w:sz w:val="20"/>
+              </w:rPr>
+              <w:t>…</w:t>
+            </w:r>
           </w:p>
         </w:tc>
         <w:tc>
           <w:tcPr>
-            <w:tcW w:type="dxa" w:w="2880"/>
+            <w:tcW w:type="dxa" w:w="1191"/>
           </w:tcPr>
           <w:p>
+            <w:pPr>
+              <w:spacing w:after="0"/>
+            </w:pPr>
             <w:r/>
+            <w:r>
+              <w:rPr>
+                <w:b w:val="0"/>
+                <w:i/>
+                <w:color w:val="8A8E7D"/>
+                <w:sz w:val="20"/>
+              </w:rPr>
+              <w:t>…</w:t>
+            </w:r>
           </w:p>
         </w:tc>
         <w:tc>
           <w:tcPr>
-            <w:tcW w:type="dxa" w:w="2880"/>
+            <w:tcW w:type="dxa" w:w="2381"/>
           </w:tcPr>
           <w:p>
+            <w:pPr>
+              <w:spacing w:after="0"/>
+            </w:pPr>
             <w:r/>
+            <w:r>
+              <w:rPr>
+                <w:b w:val="0"/>
+                <w:i/>
+                <w:color w:val="8A8E7D"/>
+                <w:sz w:val="20"/>
+              </w:rPr>
+              <w:t>…</w:t>
+            </w:r>
+          </w:p>
+        </w:tc>
+        <w:tc>
+          <w:tcPr>
+            <w:tcW w:type="dxa" w:w="2438"/>
+          </w:tcPr>
+          <w:p>
+            <w:pPr>
+              <w:spacing w:after="0"/>
+            </w:pPr>
+            <w:r/>
+            <w:r>
+              <w:rPr>
+                <w:b w:val="0"/>
+                <w:i/>
+                <w:color w:val="8A8E7D"/>
+                <w:sz w:val="20"/>
+              </w:rPr>
+              <w:t>…</w:t>
+            </w:r>
+          </w:p>
+        </w:tc>
+        <w:tc>
+          <w:tcPr>
+            <w:tcW w:type="dxa" w:w="2041"/>
+          </w:tcPr>
+          <w:p>
+            <w:pPr>
+              <w:spacing w:after="0"/>
+            </w:pPr>
+            <w:r/>
+            <w:r>
+              <w:rPr>
+                <w:b w:val="0"/>
+                <w:i/>
+                <w:color w:val="8A8E7D"/>
+                <w:sz w:val="20"/>
+              </w:rPr>
+              <w:t>…</w:t>
+            </w:r>
           </w:p>
         </w:tc>
       </w:tr>
       <w:tr>
         <w:tc>
           <w:tcPr>
-            <w:tcW w:type="dxa" w:w="2880"/>
+            <w:tcW w:type="dxa" w:w="1361"/>
           </w:tcPr>
           <w:p>
+            <w:pPr>
+              <w:spacing w:after="0"/>
+            </w:pPr>
             <w:r/>
+            <w:r>
+              <w:rPr>
+                <w:b w:val="0"/>
+                <w:i/>
+                <w:color w:val="8A8E7D"/>
+                <w:sz w:val="20"/>
+              </w:rPr>
+              <w:t>…</w:t>
+            </w:r>
           </w:p>
         </w:tc>
         <w:tc>
           <w:tcPr>
-            <w:tcW w:type="dxa" w:w="2880"/>
+            <w:tcW w:type="dxa" w:w="1191"/>
           </w:tcPr>
           <w:p>
+            <w:pPr>
+              <w:spacing w:after="0"/>
+            </w:pPr>
             <w:r/>
+            <w:r>
+              <w:rPr>
+                <w:b w:val="0"/>
+                <w:i/>
+                <w:color w:val="8A8E7D"/>
+                <w:sz w:val="20"/>
+              </w:rPr>
+              <w:t>…</w:t>
+            </w:r>
           </w:p>
         </w:tc>
         <w:tc>
           <w:tcPr>
-            <w:tcW w:type="dxa" w:w="2880"/>
+            <w:tcW w:type="dxa" w:w="2381"/>
           </w:tcPr>
           <w:p>
+            <w:pPr>
+              <w:spacing w:after="0"/>
+            </w:pPr>
             <w:r/>
+            <w:r>
+              <w:rPr>
+                <w:b w:val="0"/>
+                <w:i/>
+                <w:color w:val="8A8E7D"/>
+                <w:sz w:val="20"/>
+              </w:rPr>
+              <w:t>…</w:t>
+            </w:r>
+          </w:p>
+        </w:tc>
+        <w:tc>
+          <w:tcPr>
+            <w:tcW w:type="dxa" w:w="2438"/>
+          </w:tcPr>
+          <w:p>
+            <w:pPr>
+              <w:spacing w:after="0"/>
+            </w:pPr>
+            <w:r/>
+            <w:r>
+              <w:rPr>
+                <w:b w:val="0"/>
+                <w:i/>
+                <w:color w:val="8A8E7D"/>
+                <w:sz w:val="20"/>
+              </w:rPr>
+              <w:t>…</w:t>
+            </w:r>
+          </w:p>
+        </w:tc>
+        <w:tc>
+          <w:tcPr>
+            <w:tcW w:type="dxa" w:w="2041"/>
+          </w:tcPr>
+          <w:p>
+            <w:pPr>
+              <w:spacing w:after="0"/>
+            </w:pPr>
+            <w:r/>
+            <w:r>
+              <w:rPr>
+                <w:b w:val="0"/>
+                <w:i/>
+                <w:color w:val="8A8E7D"/>
+                <w:sz w:val="20"/>
+              </w:rPr>
+              <w:t>…</w:t>
+            </w:r>
           </w:p>
         </w:tc>
       </w:tr>
       <w:tr>
         <w:tc>
           <w:tcPr>
-            <w:tcW w:type="dxa" w:w="2880"/>
+            <w:tcW w:type="dxa" w:w="1361"/>
           </w:tcPr>
           <w:p>
+            <w:pPr>
+              <w:spacing w:after="0"/>
+            </w:pPr>
             <w:r/>
+            <w:r>
+              <w:rPr>
+                <w:b w:val="0"/>
+                <w:i/>
+                <w:color w:val="8A8E7D"/>
+                <w:sz w:val="20"/>
+              </w:rPr>
+              <w:t>…</w:t>
+            </w:r>
           </w:p>
         </w:tc>
         <w:tc>
           <w:tcPr>
-            <w:tcW w:type="dxa" w:w="2880"/>
+            <w:tcW w:type="dxa" w:w="1191"/>
           </w:tcPr>
           <w:p>
+            <w:pPr>
+              <w:spacing w:after="0"/>
+            </w:pPr>
             <w:r/>
+            <w:r>
+              <w:rPr>
+                <w:b w:val="0"/>
+                <w:i/>
+                <w:color w:val="8A8E7D"/>
+                <w:sz w:val="20"/>
+              </w:rPr>
+              <w:t>…</w:t>
+            </w:r>
           </w:p>
         </w:tc>
         <w:tc>
           <w:tcPr>
-            <w:tcW w:type="dxa" w:w="2880"/>
+            <w:tcW w:type="dxa" w:w="2381"/>
           </w:tcPr>
           <w:p>
+            <w:pPr>
+              <w:spacing w:after="0"/>
+            </w:pPr>
             <w:r/>
+            <w:r>
+              <w:rPr>
+                <w:b w:val="0"/>
+                <w:i/>
+                <w:color w:val="8A8E7D"/>
+                <w:sz w:val="20"/>
+              </w:rPr>
+              <w:t>…</w:t>
+            </w:r>
+          </w:p>
+        </w:tc>
+        <w:tc>
+          <w:tcPr>
+            <w:tcW w:type="dxa" w:w="2438"/>
+          </w:tcPr>
+          <w:p>
+            <w:pPr>
+              <w:spacing w:after="0"/>
+            </w:pPr>
+            <w:r/>
+            <w:r>
+              <w:rPr>
+                <w:b w:val="0"/>
+                <w:i/>
+                <w:color w:val="8A8E7D"/>
+                <w:sz w:val="20"/>
+              </w:rPr>
+              <w:t>…</w:t>
+            </w:r>
+          </w:p>
+        </w:tc>
+        <w:tc>
+          <w:tcPr>
+            <w:tcW w:type="dxa" w:w="2041"/>
+          </w:tcPr>
+          <w:p>
+            <w:pPr>
+              <w:spacing w:after="0"/>
+            </w:pPr>
+            <w:r/>
+            <w:r>
+              <w:rPr>
+                <w:b w:val="0"/>
+                <w:i/>
+                <w:color w:val="8A8E7D"/>
+                <w:sz w:val="20"/>
+              </w:rPr>
+              <w:t>…</w:t>
+            </w:r>
           </w:p>
         </w:tc>
       </w:tr>
       <w:tr>
         <w:tc>
           <w:tcPr>
-            <w:tcW w:type="dxa" w:w="2880"/>
+            <w:tcW w:type="dxa" w:w="1361"/>
           </w:tcPr>
           <w:p>
+            <w:pPr>
+              <w:spacing w:after="0"/>
+            </w:pPr>
             <w:r/>
+            <w:r>
+              <w:rPr>
+                <w:b w:val="0"/>
+                <w:i/>
+                <w:color w:val="8A8E7D"/>
+                <w:sz w:val="20"/>
+              </w:rPr>
+              <w:t>…</w:t>
+            </w:r>
           </w:p>
         </w:tc>
         <w:tc>
           <w:tcPr>
-            <w:tcW w:type="dxa" w:w="2880"/>
+            <w:tcW w:type="dxa" w:w="1191"/>
           </w:tcPr>
           <w:p>
+            <w:pPr>
+              <w:spacing w:after="0"/>
+            </w:pPr>
             <w:r/>
+            <w:r>
+              <w:rPr>
+                <w:b w:val="0"/>
+                <w:i/>
+                <w:color w:val="8A8E7D"/>
+                <w:sz w:val="20"/>
+              </w:rPr>
+              <w:t>…</w:t>
+            </w:r>
           </w:p>
         </w:tc>
         <w:tc>
           <w:tcPr>
-            <w:tcW w:type="dxa" w:w="2880"/>
+            <w:tcW w:type="dxa" w:w="2381"/>
           </w:tcPr>
           <w:p>
+            <w:pPr>
+              <w:spacing w:after="0"/>
+            </w:pPr>
             <w:r/>
+            <w:r>
+              <w:rPr>
+                <w:b w:val="0"/>
+                <w:i/>
+                <w:color w:val="8A8E7D"/>
+                <w:sz w:val="20"/>
+              </w:rPr>
+              <w:t>…</w:t>
+            </w:r>
+          </w:p>
+        </w:tc>
+        <w:tc>
+          <w:tcPr>
+            <w:tcW w:type="dxa" w:w="2438"/>
+          </w:tcPr>
+          <w:p>
+            <w:pPr>
+              <w:spacing w:after="0"/>
+            </w:pPr>
+            <w:r/>
+            <w:r>
+              <w:rPr>
+                <w:b w:val="0"/>
+                <w:i/>
+                <w:color w:val="8A8E7D"/>
+                <w:sz w:val="20"/>
+              </w:rPr>
+              <w:t>…</w:t>
+            </w:r>
+          </w:p>
+        </w:tc>
+        <w:tc>
+          <w:tcPr>
+            <w:tcW w:type="dxa" w:w="2041"/>
+          </w:tcPr>
+          <w:p>
+            <w:pPr>
+              <w:spacing w:after="0"/>
+            </w:pPr>
+            <w:r/>
+            <w:r>
+              <w:rPr>
+                <w:b w:val="0"/>
+                <w:i/>
+                <w:color w:val="8A8E7D"/>
+                <w:sz w:val="20"/>
+              </w:rPr>
+              <w:t>…</w:t>
+            </w:r>
           </w:p>
         </w:tc>
       </w:tr>
     </w:tbl>
     <w:p>
+      <w:pPr>
+        <w:spacing w:after="40"/>
+      </w:pPr>
+    </w:p>
+    <w:p>
+      <w:pPr>
+        <w:pStyle w:val="Heading1"/>
+      </w:pPr>
+      <w:r>
+        <w:t>5. Justification du modèle d’IA choisi</w:t>
+      </w:r>
+    </w:p>
+    <w:tbl>
+      <w:tblPr>
+        <w:tblStyle w:val="TableGrid"/>
+        <w:tblW w:type="auto" w:w="0"/>
+        <w:jc w:val="center"/>
+        <w:tblLayout w:type="fixed"/>
+        <w:tblLook w:firstColumn="1" w:firstRow="1" w:lastColumn="0" w:lastRow="0" w:noHBand="0" w:noVBand="1" w:val="04A0"/>
+      </w:tblPr>
+      <w:tblGrid>
+        <w:gridCol w:w="4706"/>
+        <w:gridCol w:w="4706"/>
+      </w:tblGrid>
+      <w:tr>
+        <w:trPr>
+          <w:tblHeader w:val="true"/>
+        </w:trPr>
+        <w:tc>
+          <w:tcPr>
+            <w:tcW w:type="dxa" w:w="4876"/>
+            <w:shd w:val="clear" w:color="auto" w:fill="3D4F1C"/>
+          </w:tcPr>
+          <w:p>
+            <w:pPr>
+              <w:spacing w:after="0"/>
+            </w:pPr>
+            <w:r/>
+            <w:r>
+              <w:rPr>
+                <w:b/>
+                <w:i w:val="0"/>
+                <w:color w:val="FFFFFF"/>
+                <w:sz w:val="20"/>
+              </w:rPr>
+              <w:t>Modèle comparé</w:t>
+            </w:r>
+          </w:p>
+        </w:tc>
+        <w:tc>
+          <w:tcPr>
+            <w:tcW w:type="dxa" w:w="4535"/>
+            <w:shd w:val="clear" w:color="auto" w:fill="3D4F1C"/>
+          </w:tcPr>
+          <w:p>
+            <w:pPr>
+              <w:spacing w:after="0"/>
+            </w:pPr>
+            <w:r/>
+            <w:r>
+              <w:rPr>
+                <w:b/>
+                <w:i w:val="0"/>
+                <w:color w:val="FFFFFF"/>
+                <w:sz w:val="20"/>
+              </w:rPr>
+              <w:t>Résultat sur les données de test</w:t>
+            </w:r>
+          </w:p>
+        </w:tc>
+      </w:tr>
+      <w:tr>
+        <w:tc>
+          <w:tcPr>
+            <w:tcW w:type="dxa" w:w="4876"/>
+          </w:tcPr>
+          <w:p>
+            <w:pPr>
+              <w:spacing w:after="0"/>
+            </w:pPr>
+            <w:r/>
+            <w:r>
+              <w:rPr>
+                <w:b w:val="0"/>
+                <w:i w:val="0"/>
+                <w:sz w:val="20"/>
+              </w:rPr>
+              <w:t>Prévision naïve (référence)</w:t>
+            </w:r>
+          </w:p>
+        </w:tc>
+        <w:tc>
+          <w:tcPr>
+            <w:tcW w:type="dxa" w:w="4535"/>
+          </w:tcPr>
+          <w:p>
+            <w:pPr>
+              <w:spacing w:after="0"/>
+            </w:pPr>
+            <w:r/>
+            <w:r>
+              <w:rPr>
+                <w:b w:val="0"/>
+                <w:i w:val="0"/>
+                <w:sz w:val="20"/>
+              </w:rPr>
+              <w:t>MAPE 11,73 %</w:t>
+            </w:r>
+          </w:p>
+        </w:tc>
+      </w:tr>
+      <w:tr>
+        <w:tc>
+          <w:tcPr>
+            <w:tcW w:type="dxa" w:w="4876"/>
+            <w:shd w:val="clear" w:color="auto" w:fill="F1F3E8"/>
+          </w:tcPr>
+          <w:p>
+            <w:pPr>
+              <w:spacing w:after="0"/>
+            </w:pPr>
+            <w:r/>
+            <w:r>
+              <w:rPr>
+                <w:b w:val="0"/>
+                <w:i w:val="0"/>
+                <w:sz w:val="20"/>
+              </w:rPr>
+              <w:t>LSTM</w:t>
+            </w:r>
+          </w:p>
+        </w:tc>
+        <w:tc>
+          <w:tcPr>
+            <w:tcW w:type="dxa" w:w="4535"/>
+            <w:shd w:val="clear" w:color="auto" w:fill="F1F3E8"/>
+          </w:tcPr>
+          <w:p>
+            <w:pPr>
+              <w:spacing w:after="0"/>
+            </w:pPr>
+            <w:r/>
+            <w:r>
+              <w:rPr>
+                <w:b w:val="0"/>
+                <w:i w:val="0"/>
+                <w:sz w:val="20"/>
+              </w:rPr>
+              <w:t>MAPE 11,77 %</w:t>
+            </w:r>
+          </w:p>
+        </w:tc>
+      </w:tr>
+      <w:tr>
+        <w:tc>
+          <w:tcPr>
+            <w:tcW w:type="dxa" w:w="4876"/>
+          </w:tcPr>
+          <w:p>
+            <w:pPr>
+              <w:spacing w:after="0"/>
+            </w:pPr>
+            <w:r/>
+            <w:r>
+              <w:rPr>
+                <w:b w:val="0"/>
+                <w:i w:val="0"/>
+                <w:sz w:val="20"/>
+              </w:rPr>
+              <w:t>SARIMA (0,1,1)(1,0,1)₁₂ (modèle retenu)</w:t>
+            </w:r>
+          </w:p>
+        </w:tc>
+        <w:tc>
+          <w:tcPr>
+            <w:tcW w:type="dxa" w:w="4535"/>
+          </w:tcPr>
+          <w:p>
+            <w:pPr>
+              <w:spacing w:after="0"/>
+            </w:pPr>
+            <w:r/>
+            <w:r>
+              <w:rPr>
+                <w:b w:val="0"/>
+                <w:i w:val="0"/>
+                <w:sz w:val="20"/>
+              </w:rPr>
+              <w:t>MAPE 11,33 % · conseil +0,10 TND/kg</w:t>
+            </w:r>
+          </w:p>
+        </w:tc>
+      </w:tr>
+    </w:tbl>
+    <w:p>
+      <w:pPr>
+        <w:spacing w:after="40"/>
+      </w:pPr>
+    </w:p>
+    <w:p>
+      <w:pPr>
+        <w:spacing w:after="120"/>
+      </w:pPr>
       <w:r>
         <w:rPr>
-          <w:b/>
-          <w:color w:val="3D4F1C"/>
-          <w:sz w:val="26"/>
+          <w:i w:val="0"/>
         </w:rPr>
-        <w:t>3. Justification du modèle choisi</w:t>
+        <w:t>SARIMA est le seul modèle à battre la prévision naïve, fournit un intervalle de confiance, et la marge de prudence de 4 % choisie sur la validation rend le conseil « stocker » rentable (9 conseils sur 10 gagnants).</w:t>
       </w:r>
     </w:p>
     <w:p>
+      <w:pPr>
+        <w:pStyle w:val="Heading1"/>
+      </w:pPr>
       <w:r>
-        <w:t>Comparé à la prévision naïve (11,73 % de MAPE) et à un LSTM (11,77 %) : SARIMA est le seul à battre la référence (11,33 %), donne un intervalle de confiance, et la marge de prudence de 4 % rend le conseil rentable (+0,10 TND/kg).</w:t>
+        <w:t>6. Gains de productivité</w:t>
       </w:r>
     </w:p>
     <w:p>
+      <w:pPr>
+        <w:spacing w:after="120"/>
+      </w:pPr>
       <w:r>
         <w:rPr>
-          <w:b/>
-          <w:color w:val="3D4F1C"/>
-          <w:sz w:val="26"/>
+          <w:i/>
+          <w:color w:val="8A8E7D"/>
         </w:rPr>
-        <w:t>4. Gain de productivité et limites de l’IA</w:t>
+        <w:t>À compléter — les tâches que l’IA a accélérées, avec un exemple concret, et ses limites.</w:t>
+      </w:r>
+    </w:p>
+    <w:tbl>
+      <w:tblPr>
+        <w:tblStyle w:val="TableGrid"/>
+        <w:tblW w:type="auto" w:w="0"/>
+        <w:jc w:val="center"/>
+        <w:tblLayout w:type="fixed"/>
+        <w:tblLook w:firstColumn="1" w:firstRow="1" w:lastColumn="0" w:lastRow="0" w:noHBand="0" w:noVBand="1" w:val="04A0"/>
+      </w:tblPr>
+      <w:tblGrid>
+        <w:gridCol w:w="3137"/>
+        <w:gridCol w:w="3137"/>
+        <w:gridCol w:w="3137"/>
+      </w:tblGrid>
+      <w:tr>
+        <w:trPr>
+          <w:tblHeader w:val="true"/>
+        </w:trPr>
+        <w:tc>
+          <w:tcPr>
+            <w:tcW w:type="dxa" w:w="2835"/>
+            <w:shd w:val="clear" w:color="auto" w:fill="3D4F1C"/>
+          </w:tcPr>
+          <w:p>
+            <w:pPr>
+              <w:spacing w:after="0"/>
+            </w:pPr>
+            <w:r/>
+            <w:r>
+              <w:rPr>
+                <w:b/>
+                <w:i w:val="0"/>
+                <w:color w:val="FFFFFF"/>
+                <w:sz w:val="20"/>
+              </w:rPr>
+              <w:t>Tâche</w:t>
+            </w:r>
+          </w:p>
+        </w:tc>
+        <w:tc>
+          <w:tcPr>
+            <w:tcW w:type="dxa" w:w="3628"/>
+            <w:shd w:val="clear" w:color="auto" w:fill="3D4F1C"/>
+          </w:tcPr>
+          <w:p>
+            <w:pPr>
+              <w:spacing w:after="0"/>
+            </w:pPr>
+            <w:r/>
+            <w:r>
+              <w:rPr>
+                <w:b/>
+                <w:i w:val="0"/>
+                <w:color w:val="FFFFFF"/>
+                <w:sz w:val="20"/>
+              </w:rPr>
+              <w:t>Apport de l’IA</w:t>
+            </w:r>
+          </w:p>
+        </w:tc>
+        <w:tc>
+          <w:tcPr>
+            <w:tcW w:type="dxa" w:w="2948"/>
+            <w:shd w:val="clear" w:color="auto" w:fill="3D4F1C"/>
+          </w:tcPr>
+          <w:p>
+            <w:pPr>
+              <w:spacing w:after="0"/>
+            </w:pPr>
+            <w:r/>
+            <w:r>
+              <w:rPr>
+                <w:b/>
+                <w:i w:val="0"/>
+                <w:color w:val="FFFFFF"/>
+                <w:sz w:val="20"/>
+              </w:rPr>
+              <w:t>Limite constatée</w:t>
+            </w:r>
+          </w:p>
+        </w:tc>
+      </w:tr>
+      <w:tr>
+        <w:tc>
+          <w:tcPr>
+            <w:tcW w:type="dxa" w:w="2835"/>
+          </w:tcPr>
+          <w:p>
+            <w:pPr>
+              <w:spacing w:after="0"/>
+            </w:pPr>
+            <w:r/>
+            <w:r>
+              <w:rPr>
+                <w:b w:val="0"/>
+                <w:i/>
+                <w:color w:val="8A8E7D"/>
+                <w:sz w:val="20"/>
+              </w:rPr>
+              <w:t>…</w:t>
+            </w:r>
+          </w:p>
+        </w:tc>
+        <w:tc>
+          <w:tcPr>
+            <w:tcW w:type="dxa" w:w="3628"/>
+          </w:tcPr>
+          <w:p>
+            <w:pPr>
+              <w:spacing w:after="0"/>
+            </w:pPr>
+            <w:r/>
+            <w:r>
+              <w:rPr>
+                <w:b w:val="0"/>
+                <w:i/>
+                <w:color w:val="8A8E7D"/>
+                <w:sz w:val="20"/>
+              </w:rPr>
+              <w:t>…</w:t>
+            </w:r>
+          </w:p>
+        </w:tc>
+        <w:tc>
+          <w:tcPr>
+            <w:tcW w:type="dxa" w:w="2948"/>
+          </w:tcPr>
+          <w:p>
+            <w:pPr>
+              <w:spacing w:after="0"/>
+            </w:pPr>
+            <w:r/>
+            <w:r>
+              <w:rPr>
+                <w:b w:val="0"/>
+                <w:i/>
+                <w:color w:val="8A8E7D"/>
+                <w:sz w:val="20"/>
+              </w:rPr>
+              <w:t>…</w:t>
+            </w:r>
+          </w:p>
+        </w:tc>
+      </w:tr>
+      <w:tr>
+        <w:tc>
+          <w:tcPr>
+            <w:tcW w:type="dxa" w:w="2835"/>
+          </w:tcPr>
+          <w:p>
+            <w:pPr>
+              <w:spacing w:after="0"/>
+            </w:pPr>
+            <w:r/>
+            <w:r>
+              <w:rPr>
+                <w:b w:val="0"/>
+                <w:i/>
+                <w:color w:val="8A8E7D"/>
+                <w:sz w:val="20"/>
+              </w:rPr>
+              <w:t>…</w:t>
+            </w:r>
+          </w:p>
+        </w:tc>
+        <w:tc>
+          <w:tcPr>
+            <w:tcW w:type="dxa" w:w="3628"/>
+          </w:tcPr>
+          <w:p>
+            <w:pPr>
+              <w:spacing w:after="0"/>
+            </w:pPr>
+            <w:r/>
+            <w:r>
+              <w:rPr>
+                <w:b w:val="0"/>
+                <w:i/>
+                <w:color w:val="8A8E7D"/>
+                <w:sz w:val="20"/>
+              </w:rPr>
+              <w:t>…</w:t>
+            </w:r>
+          </w:p>
+        </w:tc>
+        <w:tc>
+          <w:tcPr>
+            <w:tcW w:type="dxa" w:w="2948"/>
+          </w:tcPr>
+          <w:p>
+            <w:pPr>
+              <w:spacing w:after="0"/>
+            </w:pPr>
+            <w:r/>
+            <w:r>
+              <w:rPr>
+                <w:b w:val="0"/>
+                <w:i/>
+                <w:color w:val="8A8E7D"/>
+                <w:sz w:val="20"/>
+              </w:rPr>
+              <w:t>…</w:t>
+            </w:r>
+          </w:p>
+        </w:tc>
+      </w:tr>
+      <w:tr>
+        <w:tc>
+          <w:tcPr>
+            <w:tcW w:type="dxa" w:w="2835"/>
+          </w:tcPr>
+          <w:p>
+            <w:pPr>
+              <w:spacing w:after="0"/>
+            </w:pPr>
+            <w:r/>
+            <w:r>
+              <w:rPr>
+                <w:b w:val="0"/>
+                <w:i/>
+                <w:color w:val="8A8E7D"/>
+                <w:sz w:val="20"/>
+              </w:rPr>
+              <w:t>…</w:t>
+            </w:r>
+          </w:p>
+        </w:tc>
+        <w:tc>
+          <w:tcPr>
+            <w:tcW w:type="dxa" w:w="3628"/>
+          </w:tcPr>
+          <w:p>
+            <w:pPr>
+              <w:spacing w:after="0"/>
+            </w:pPr>
+            <w:r/>
+            <w:r>
+              <w:rPr>
+                <w:b w:val="0"/>
+                <w:i/>
+                <w:color w:val="8A8E7D"/>
+                <w:sz w:val="20"/>
+              </w:rPr>
+              <w:t>…</w:t>
+            </w:r>
+          </w:p>
+        </w:tc>
+        <w:tc>
+          <w:tcPr>
+            <w:tcW w:type="dxa" w:w="2948"/>
+          </w:tcPr>
+          <w:p>
+            <w:pPr>
+              <w:spacing w:after="0"/>
+            </w:pPr>
+            <w:r/>
+            <w:r>
+              <w:rPr>
+                <w:b w:val="0"/>
+                <w:i/>
+                <w:color w:val="8A8E7D"/>
+                <w:sz w:val="20"/>
+              </w:rPr>
+              <w:t>…</w:t>
+            </w:r>
+          </w:p>
+        </w:tc>
+      </w:tr>
+    </w:tbl>
+    <w:p>
+      <w:pPr>
+        <w:spacing w:after="40"/>
+      </w:pPr>
+    </w:p>
+    <w:p>
+      <w:pPr>
+        <w:pStyle w:val="Heading1"/>
+      </w:pPr>
+      <w:r>
+        <w:t>7. Limites et bonnes pratiques retenues</w:t>
       </w:r>
     </w:p>
     <w:p>
+      <w:pPr>
+        <w:spacing w:after="120"/>
+      </w:pPr>
       <w:r>
-        <w:t>À compléter : tâches accélérées par l’IA, erreurs de l’IA que j’ai corrigées, limites rencontrées.</w:t>
+        <w:rPr>
+          <w:i/>
+          <w:color w:val="8A8E7D"/>
+        </w:rPr>
+        <w:t>À compléter — les erreurs de l’IA que vous avez corrigées et les bonnes pratiques que vous retenez.</w:t>
+      </w:r>
+    </w:p>
+    <w:p>
+      <w:pPr>
+        <w:pStyle w:val="Heading1"/>
+      </w:pPr>
+      <w:r>
+        <w:t>8. Conclusion</w:t>
+      </w:r>
+    </w:p>
+    <w:p>
+      <w:pPr>
+        <w:spacing w:after="120"/>
+      </w:pPr>
+      <w:r>
+        <w:rPr>
+          <w:i/>
+          <w:color w:val="8A8E7D"/>
+        </w:rPr>
+        <w:t>À compléter — deux ou trois phrases sur ce que l’IA générative vous a apporté dans ce projet.</w:t>
       </w:r>
     </w:p>
     <w:sectPr>
-      <w:pgSz w:w="12240" w:h="15840"/>
-      <w:pgMar w:top="1440" w:right="1800" w:bottom="1440" w:left="1800" w:header="720" w:footer="720" w:gutter="0"/>
+      <w:headerReference w:type="default" r:id="rId9"/>
+      <w:footerReference w:type="default" r:id="rId10"/>
+      <w:pgSz w:w="11906" w:h="16838"/>
+      <w:pgMar w:top="1247" w:right="1247" w:bottom="1134" w:left="1247" w:header="720" w:footer="720" w:gutter="0"/>
       <w:cols w:space="720"/>
+      <w:titlePg/>
       <w:docGrid w:linePitch="360"/>
     </w:sectPr>
   </w:body>
 </w:document>
+</file>
+
+<file path=word/footer1.xml><?xml version="1.0" encoding="utf-8"?>
+<w:ftr xmlns:m="http://schemas.openxmlformats.org/officeDocument/2006/math" xmlns:mc="http://schemas.openxmlformats.org/markup-compatibility/2006" xmlns:mo="http://schemas.microsoft.com/office/mac/office/2008/main" xmlns:mv="urn:schemas-microsoft-com:mac:vml" xmlns:o="urn:schemas-microsoft-com:office:office" xmlns:r="http://schemas.openxmlformats.org/officeDocument/2006/relationships" xmlns:v="urn:schemas-microsoft-com:vml" xmlns:w10="urn:schemas-microsoft-com:office:word" xmlns:w14="http://schemas.microsoft.com/office/word/2010/wordml" xmlns:w="http://schemas.openxmlformats.org/wordprocessingml/2006/main" xmlns:wne="http://schemas.microsoft.com/office/word/2006/wordml" xmlns:wp14="http://schemas.microsoft.com/office/word/2010/wordprocessingDrawing" xmlns:wp="http://schemas.openxmlformats.org/drawingml/2006/wordprocessingDrawing" xmlns:wpc="http://schemas.microsoft.com/office/word/2010/wordprocessingCanvas" xmlns:wpg="http://schemas.microsoft.com/office/word/2010/wordprocessingGroup" xmlns:wpi="http://schemas.microsoft.com/office/word/2010/wordprocessingInk" xmlns:wps="http://schemas.microsoft.com/office/word/2010/wordprocessingShape" mc:Ignorable="w14 wp14">
+  <w:p>
+    <w:pPr>
+      <w:pStyle w:val="Footer"/>
+      <w:jc w:val="center"/>
+    </w:pPr>
+    <w:r/>
+    <w:r>
+      <w:rPr>
+        <w:color w:val="8A8E7D"/>
+        <w:sz w:val="17"/>
+      </w:rPr>
+      <w:t xml:space="preserve">IA for Software Engineering · ESPRIT · 5SAE10 · page </w:t>
+    </w:r>
+    <w:r>
+      <w:fldChar w:fldCharType="begin"/>
+      <w:instrText xml:space="preserve">PAGE</w:instrText>
+      <w:fldChar w:fldCharType="end"/>
+    </w:r>
+  </w:p>
+</w:ftr>
+</file>
+
+<file path=word/header1.xml><?xml version="1.0" encoding="utf-8"?>
+<w:hdr xmlns:m="http://schemas.openxmlformats.org/officeDocument/2006/math" xmlns:mc="http://schemas.openxmlformats.org/markup-compatibility/2006" xmlns:mo="http://schemas.microsoft.com/office/mac/office/2008/main" xmlns:mv="urn:schemas-microsoft-com:mac:vml" xmlns:o="urn:schemas-microsoft-com:office:office" xmlns:r="http://schemas.openxmlformats.org/officeDocument/2006/relationships" xmlns:v="urn:schemas-microsoft-com:vml" xmlns:w10="urn:schemas-microsoft-com:office:word" xmlns:w14="http://schemas.microsoft.com/office/word/2010/wordml" xmlns:w="http://schemas.openxmlformats.org/wordprocessingml/2006/main" xmlns:wne="http://schemas.microsoft.com/office/word/2006/wordml" xmlns:wp14="http://schemas.microsoft.com/office/word/2010/wordprocessingDrawing" xmlns:wp="http://schemas.openxmlformats.org/drawingml/2006/wordprocessingDrawing" xmlns:wpc="http://schemas.microsoft.com/office/word/2010/wordprocessingCanvas" xmlns:wpg="http://schemas.microsoft.com/office/word/2010/wordprocessingGroup" xmlns:wpi="http://schemas.microsoft.com/office/word/2010/wordprocessingInk" xmlns:wps="http://schemas.microsoft.com/office/word/2010/wordprocessingShape" mc:Ignorable="w14 wp14">
+  <w:p>
+    <w:pPr>
+      <w:pStyle w:val="Header"/>
+    </w:pPr>
+    <w:r/>
+    <w:r>
+      <w:rPr>
+        <w:color w:val="8A8E7D"/>
+        <w:sz w:val="17"/>
+      </w:rPr>
+      <w:t>Zitouna AI · Documentation individuelle · Emna Dorai</w:t>
+    </w:r>
+  </w:p>
+</w:hdr>
 </file>
 
 <file path=word/numbering.xml><?xml version="1.0" encoding="utf-8"?>
@@ -785,7 +2351,8 @@
     <w:qFormat/>
     <w:rsid w:val="00FC693F"/>
     <w:rPr>
-      <w:rFonts w:ascii="Calibri" w:hAnsi="Calibri"/>
+      <w:rFonts w:ascii="Calibri" w:hAnsi="Calibri" w:eastAsia="Calibri"/>
+      <w:color w:val="1D2214"/>
       <w:sz w:val="22"/>
     </w:rPr>
   </w:style>
@@ -844,15 +2411,15 @@
     <w:pPr>
       <w:keepNext/>
       <w:keepLines/>
-      <w:spacing w:before="480" w:after="0"/>
+      <w:spacing w:before="280" w:after="120"/>
       <w:outlineLvl w:val="0"/>
     </w:pPr>
     <w:rPr>
-      <w:rFonts w:asciiTheme="majorHAnsi" w:eastAsiaTheme="majorEastAsia" w:hAnsiTheme="majorHAnsi" w:cstheme="majorBidi"/>
+      <w:rFonts w:asciiTheme="majorHAnsi" w:eastAsiaTheme="majorEastAsia" w:hAnsiTheme="majorHAnsi" w:cstheme="majorBidi" w:ascii="Cambria" w:hAnsi="Cambria" w:eastAsia="Cambria"/>
       <w:b/>
       <w:bCs/>
-      <w:color w:val="365F91" w:themeColor="accent1" w:themeShade="BF"/>
-      <w:sz w:val="28"/>
+      <w:color w:val="3D4F1C"/>
+      <w:sz w:val="30"/>
       <w:szCs w:val="28"/>
     </w:rPr>
   </w:style>

--- a/docs/documentation-individuelle/Documentation-individuelle-Emna-Dorai.docx
+++ b/docs/documentation-individuelle/Documentation-individuelle-Emna-Dorai.docx
@@ -325,18 +325,6 @@
         <w:t>2. Outils d’IA générative utilisés</w:t>
       </w:r>
     </w:p>
-    <w:p>
-      <w:pPr>
-        <w:spacing w:after="120"/>
-      </w:pPr>
-      <w:r>
-        <w:rPr>
-          <w:i/>
-          <w:color w:val="8A8E7D"/>
-        </w:rPr>
-        <w:t>À compléter — indiquer les outils utilisés (Claude, Copilot, ChatGPT…) et pour quelles tâches.</w:t>
-      </w:r>
-    </w:p>
     <w:tbl>
       <w:tblPr>
         <w:tblStyle w:val="TableGrid"/>
@@ -431,11 +419,10 @@
             <w:r>
               <w:rPr>
                 <w:b w:val="0"/>
-                <w:i/>
-                <w:color w:val="8A8E7D"/>
+                <w:i w:val="0"/>
                 <w:sz w:val="20"/>
               </w:rPr>
-              <w:t>…</w:t>
+              <w:t>Claude Code (Anthropic)</w:t>
             </w:r>
           </w:p>
         </w:tc>
@@ -451,11 +438,10 @@
             <w:r>
               <w:rPr>
                 <w:b w:val="0"/>
-                <w:i/>
-                <w:color w:val="8A8E7D"/>
+                <w:i w:val="0"/>
                 <w:sz w:val="20"/>
               </w:rPr>
-              <w:t>…</w:t>
+              <w:t>Assistant de développement connecté au dépôt</w:t>
             </w:r>
           </w:p>
         </w:tc>
@@ -471,11 +457,10 @@
             <w:r>
               <w:rPr>
                 <w:b w:val="0"/>
-                <w:i/>
-                <w:color w:val="8A8E7D"/>
+                <w:i w:val="0"/>
                 <w:sz w:val="20"/>
               </w:rPr>
-              <w:t>…</w:t>
+              <w:t>Intégration du module : code, entraînement, tests, documentation</w:t>
             </w:r>
           </w:p>
         </w:tc>
@@ -484,6 +469,7 @@
         <w:tc>
           <w:tcPr>
             <w:tcW w:type="dxa" w:w="2381"/>
+            <w:shd w:val="clear" w:color="auto" w:fill="F1F3E8"/>
           </w:tcPr>
           <w:p>
             <w:pPr>
@@ -493,17 +479,17 @@
             <w:r>
               <w:rPr>
                 <w:b w:val="0"/>
-                <w:i/>
-                <w:color w:val="8A8E7D"/>
+                <w:i w:val="0"/>
                 <w:sz w:val="20"/>
               </w:rPr>
-              <w:t>…</w:t>
+              <w:t>À compléter</w:t>
             </w:r>
           </w:p>
         </w:tc>
         <w:tc>
           <w:tcPr>
             <w:tcW w:type="dxa" w:w="2835"/>
+            <w:shd w:val="clear" w:color="auto" w:fill="F1F3E8"/>
           </w:tcPr>
           <w:p>
             <w:pPr>
@@ -513,17 +499,17 @@
             <w:r>
               <w:rPr>
                 <w:b w:val="0"/>
-                <w:i/>
-                <w:color w:val="8A8E7D"/>
+                <w:i w:val="0"/>
                 <w:sz w:val="20"/>
               </w:rPr>
-              <w:t>…</w:t>
+              <w:t>Outils utilisés personnellement (Copilot, ChatGPT…)</w:t>
             </w:r>
           </w:p>
         </w:tc>
         <w:tc>
           <w:tcPr>
             <w:tcW w:type="dxa" w:w="4195"/>
+            <w:shd w:val="clear" w:color="auto" w:fill="F1F3E8"/>
           </w:tcPr>
           <w:p>
             <w:pPr>
@@ -533,70 +519,7 @@
             <w:r>
               <w:rPr>
                 <w:b w:val="0"/>
-                <w:i/>
-                <w:color w:val="8A8E7D"/>
-                <w:sz w:val="20"/>
-              </w:rPr>
-              <w:t>…</w:t>
-            </w:r>
-          </w:p>
-        </w:tc>
-      </w:tr>
-      <w:tr>
-        <w:tc>
-          <w:tcPr>
-            <w:tcW w:type="dxa" w:w="2381"/>
-          </w:tcPr>
-          <w:p>
-            <w:pPr>
-              <w:spacing w:after="0"/>
-            </w:pPr>
-            <w:r/>
-            <w:r>
-              <w:rPr>
-                <w:b w:val="0"/>
-                <w:i/>
-                <w:color w:val="8A8E7D"/>
-                <w:sz w:val="20"/>
-              </w:rPr>
-              <w:t>…</w:t>
-            </w:r>
-          </w:p>
-        </w:tc>
-        <w:tc>
-          <w:tcPr>
-            <w:tcW w:type="dxa" w:w="2835"/>
-          </w:tcPr>
-          <w:p>
-            <w:pPr>
-              <w:spacing w:after="0"/>
-            </w:pPr>
-            <w:r/>
-            <w:r>
-              <w:rPr>
-                <w:b w:val="0"/>
-                <w:i/>
-                <w:color w:val="8A8E7D"/>
-                <w:sz w:val="20"/>
-              </w:rPr>
-              <w:t>…</w:t>
-            </w:r>
-          </w:p>
-        </w:tc>
-        <w:tc>
-          <w:tcPr>
-            <w:tcW w:type="dxa" w:w="4195"/>
-          </w:tcPr>
-          <w:p>
-            <w:pPr>
-              <w:spacing w:after="0"/>
-            </w:pPr>
-            <w:r/>
-            <w:r>
-              <w:rPr>
-                <w:b w:val="0"/>
-                <w:i/>
-                <w:color w:val="8A8E7D"/>
+                <w:i w:val="0"/>
                 <w:sz w:val="20"/>
               </w:rPr>
               <w:t>…</w:t>
@@ -624,10 +547,9 @@
       </w:pPr>
       <w:r>
         <w:rPr>
-          <w:i/>
-          <w:color w:val="8A8E7D"/>
+          <w:i w:val="0"/>
         </w:rPr>
-        <w:t>À compléter — décrire comment vous avez formulé vos demandes à l’IA et comment vous avez vérifié ses réponses.</w:t>
+        <w:t>Le module a été intégré avec une boucle courte : une demande précise avec ses contraintes, une proposition de l’IA, une exécution réelle (entraînement, test, appel du service), puis une correction si le résultat ne convient pas. Aucun chiffre n’est gardé sans avoir été mesuré sur les données de test.</w:t>
       </w:r>
     </w:p>
     <w:p>
@@ -644,10 +566,461 @@
       </w:pPr>
       <w:r>
         <w:rPr>
+          <w:b/>
+          <w:i w:val="0"/>
+        </w:rPr>
+        <w:t>4.1 Interactions avec Claude Code pendant l’intégration du module (session de l’équipe)</w:t>
+      </w:r>
+    </w:p>
+    <w:tbl>
+      <w:tblPr>
+        <w:tblStyle w:val="TableGrid"/>
+        <w:tblW w:type="auto" w:w="0"/>
+        <w:jc w:val="center"/>
+        <w:tblLayout w:type="fixed"/>
+        <w:tblLook w:firstColumn="1" w:firstRow="1" w:lastColumn="0" w:lastRow="0" w:noHBand="0" w:noVBand="1" w:val="04A0"/>
+      </w:tblPr>
+      <w:tblGrid>
+        <w:gridCol w:w="1882"/>
+        <w:gridCol w:w="1882"/>
+        <w:gridCol w:w="1882"/>
+        <w:gridCol w:w="1882"/>
+        <w:gridCol w:w="1882"/>
+      </w:tblGrid>
+      <w:tr>
+        <w:trPr>
+          <w:tblHeader w:val="true"/>
+        </w:trPr>
+        <w:tc>
+          <w:tcPr>
+            <w:tcW w:type="dxa" w:w="1361"/>
+            <w:shd w:val="clear" w:color="auto" w:fill="3D4F1C"/>
+          </w:tcPr>
+          <w:p>
+            <w:pPr>
+              <w:spacing w:after="0"/>
+            </w:pPr>
+            <w:r/>
+            <w:r>
+              <w:rPr>
+                <w:b/>
+                <w:i w:val="0"/>
+                <w:color w:val="FFFFFF"/>
+                <w:sz w:val="20"/>
+              </w:rPr>
+              <w:t>Date</w:t>
+            </w:r>
+          </w:p>
+        </w:tc>
+        <w:tc>
+          <w:tcPr>
+            <w:tcW w:type="dxa" w:w="1191"/>
+            <w:shd w:val="clear" w:color="auto" w:fill="3D4F1C"/>
+          </w:tcPr>
+          <w:p>
+            <w:pPr>
+              <w:spacing w:after="0"/>
+            </w:pPr>
+            <w:r/>
+            <w:r>
+              <w:rPr>
+                <w:b/>
+                <w:i w:val="0"/>
+                <w:color w:val="FFFFFF"/>
+                <w:sz w:val="20"/>
+              </w:rPr>
+              <w:t>Objectif</w:t>
+            </w:r>
+          </w:p>
+        </w:tc>
+        <w:tc>
+          <w:tcPr>
+            <w:tcW w:type="dxa" w:w="2381"/>
+            <w:shd w:val="clear" w:color="auto" w:fill="3D4F1C"/>
+          </w:tcPr>
+          <w:p>
+            <w:pPr>
+              <w:spacing w:after="0"/>
+            </w:pPr>
+            <w:r/>
+            <w:r>
+              <w:rPr>
+                <w:b/>
+                <w:i w:val="0"/>
+                <w:color w:val="FFFFFF"/>
+                <w:sz w:val="20"/>
+              </w:rPr>
+              <w:t>Prompt ou situation</w:t>
+            </w:r>
+          </w:p>
+        </w:tc>
+        <w:tc>
+          <w:tcPr>
+            <w:tcW w:type="dxa" w:w="2438"/>
+            <w:shd w:val="clear" w:color="auto" w:fill="3D4F1C"/>
+          </w:tcPr>
+          <w:p>
+            <w:pPr>
+              <w:spacing w:after="0"/>
+            </w:pPr>
+            <w:r/>
+            <w:r>
+              <w:rPr>
+                <w:b/>
+                <w:i w:val="0"/>
+                <w:color w:val="FFFFFF"/>
+                <w:sz w:val="20"/>
+              </w:rPr>
+              <w:t>Réponse / action de l’IA</w:t>
+            </w:r>
+          </w:p>
+        </w:tc>
+        <w:tc>
+          <w:tcPr>
+            <w:tcW w:type="dxa" w:w="2041"/>
+            <w:shd w:val="clear" w:color="auto" w:fill="3D4F1C"/>
+          </w:tcPr>
+          <w:p>
+            <w:pPr>
+              <w:spacing w:after="0"/>
+            </w:pPr>
+            <w:r/>
+            <w:r>
+              <w:rPr>
+                <w:b/>
+                <w:i w:val="0"/>
+                <w:color w:val="FFFFFF"/>
+                <w:sz w:val="20"/>
+              </w:rPr>
+              <w:t>Vérification</w:t>
+            </w:r>
+          </w:p>
+        </w:tc>
+      </w:tr>
+      <w:tr>
+        <w:tc>
+          <w:tcPr>
+            <w:tcW w:type="dxa" w:w="1361"/>
+          </w:tcPr>
+          <w:p>
+            <w:pPr>
+              <w:spacing w:after="0"/>
+            </w:pPr>
+            <w:r/>
+            <w:r>
+              <w:rPr>
+                <w:b w:val="0"/>
+                <w:i w:val="0"/>
+                <w:sz w:val="20"/>
+              </w:rPr>
+              <w:t>17/10/2026</w:t>
+            </w:r>
+          </w:p>
+        </w:tc>
+        <w:tc>
+          <w:tcPr>
+            <w:tcW w:type="dxa" w:w="1191"/>
+          </w:tcPr>
+          <w:p>
+            <w:pPr>
+              <w:spacing w:after="0"/>
+            </w:pPr>
+            <w:r/>
+            <w:r>
+              <w:rPr>
+                <w:b w:val="0"/>
+                <w:i w:val="0"/>
+                <w:sz w:val="20"/>
+              </w:rPr>
+              <w:t>Réaliser M4</w:t>
+            </w:r>
+          </w:p>
+        </w:tc>
+        <w:tc>
+          <w:tcPr>
+            <w:tcW w:type="dxa" w:w="2381"/>
+          </w:tcPr>
+          <w:p>
+            <w:pPr>
+              <w:spacing w:after="0"/>
+            </w:pPr>
+            <w:r/>
+            <w:r>
+              <w:rPr>
+                <w:b w:val="0"/>
+                <w:i w:val="0"/>
+                <w:sz w:val="20"/>
+              </w:rPr>
+              <w:t>« tu peux le travailler M2 et M4, je veux un travail correct »</w:t>
+            </w:r>
+          </w:p>
+        </w:tc>
+        <w:tc>
+          <w:tcPr>
+            <w:tcW w:type="dxa" w:w="2438"/>
+          </w:tcPr>
+          <w:p>
+            <w:pPr>
+              <w:spacing w:after="0"/>
+            </w:pPr>
+            <w:r/>
+            <w:r>
+              <w:rPr>
+                <w:b w:val="0"/>
+                <w:i w:val="0"/>
+                <w:sz w:val="20"/>
+              </w:rPr>
+              <w:t>Comparaison naïf, LSTM et SARIMA sur les prix FMI convertis en dinars</w:t>
+            </w:r>
+          </w:p>
+        </w:tc>
+        <w:tc>
+          <w:tcPr>
+            <w:tcW w:type="dxa" w:w="2041"/>
+          </w:tcPr>
+          <w:p>
+            <w:pPr>
+              <w:spacing w:after="0"/>
+            </w:pPr>
+            <w:r/>
+            <w:r>
+              <w:rPr>
+                <w:b w:val="0"/>
+                <w:i w:val="0"/>
+                <w:sz w:val="20"/>
+              </w:rPr>
+              <w:t>MAPE sur le test 2021 → 2026 : SARIMA 11,33 %</w:t>
+            </w:r>
+          </w:p>
+        </w:tc>
+      </w:tr>
+      <w:tr>
+        <w:tc>
+          <w:tcPr>
+            <w:tcW w:type="dxa" w:w="1361"/>
+            <w:shd w:val="clear" w:color="auto" w:fill="F1F3E8"/>
+          </w:tcPr>
+          <w:p>
+            <w:pPr>
+              <w:spacing w:after="0"/>
+            </w:pPr>
+            <w:r/>
+            <w:r>
+              <w:rPr>
+                <w:b w:val="0"/>
+                <w:i w:val="0"/>
+                <w:sz w:val="20"/>
+              </w:rPr>
+              <w:t>17/10/2026</w:t>
+            </w:r>
+          </w:p>
+        </w:tc>
+        <w:tc>
+          <w:tcPr>
+            <w:tcW w:type="dxa" w:w="1191"/>
+            <w:shd w:val="clear" w:color="auto" w:fill="F1F3E8"/>
+          </w:tcPr>
+          <w:p>
+            <w:pPr>
+              <w:spacing w:after="0"/>
+            </w:pPr>
+            <w:r/>
+            <w:r>
+              <w:rPr>
+                <w:b w:val="0"/>
+                <w:i w:val="0"/>
+                <w:sz w:val="20"/>
+              </w:rPr>
+              <w:t>Données réelles</w:t>
+            </w:r>
+          </w:p>
+        </w:tc>
+        <w:tc>
+          <w:tcPr>
+            <w:tcW w:type="dxa" w:w="2381"/>
+            <w:shd w:val="clear" w:color="auto" w:fill="F1F3E8"/>
+          </w:tcPr>
+          <w:p>
+            <w:pPr>
+              <w:spacing w:after="0"/>
+            </w:pPr>
+            <w:r/>
+            <w:r>
+              <w:rPr>
+                <w:b w:val="0"/>
+                <w:i w:val="0"/>
+                <w:sz w:val="20"/>
+              </w:rPr>
+              <w:t>« je veux avec API non mock des valeurs réelles »</w:t>
+            </w:r>
+          </w:p>
+        </w:tc>
+        <w:tc>
+          <w:tcPr>
+            <w:tcW w:type="dxa" w:w="2438"/>
+            <w:shd w:val="clear" w:color="auto" w:fill="F1F3E8"/>
+          </w:tcPr>
+          <w:p>
+            <w:pPr>
+              <w:spacing w:after="0"/>
+            </w:pPr>
+            <w:r/>
+            <w:r>
+              <w:rPr>
+                <w:b w:val="0"/>
+                <w:i w:val="0"/>
+                <w:sz w:val="20"/>
+              </w:rPr>
+              <w:t>SARIMA réajusté au démarrage sur la série réelle, champ source affiché</w:t>
+            </w:r>
+          </w:p>
+        </w:tc>
+        <w:tc>
+          <w:tcPr>
+            <w:tcW w:type="dxa" w:w="2041"/>
+            <w:shd w:val="clear" w:color="auto" w:fill="F1F3E8"/>
+          </w:tcPr>
+          <w:p>
+            <w:pPr>
+              <w:spacing w:after="0"/>
+            </w:pPr>
+            <w:r/>
+            <w:r>
+              <w:rPr>
+                <w:b w:val="0"/>
+                <w:i w:val="0"/>
+                <w:sz w:val="20"/>
+              </w:rPr>
+              <w:t>Prévision et intervalle visibles dans l’écran Prix</w:t>
+            </w:r>
+          </w:p>
+        </w:tc>
+      </w:tr>
+      <w:tr>
+        <w:tc>
+          <w:tcPr>
+            <w:tcW w:type="dxa" w:w="1361"/>
+          </w:tcPr>
+          <w:p>
+            <w:pPr>
+              <w:spacing w:after="0"/>
+            </w:pPr>
+            <w:r/>
+            <w:r>
+              <w:rPr>
+                <w:b w:val="0"/>
+                <w:i w:val="0"/>
+                <w:sz w:val="20"/>
+              </w:rPr>
+              <w:t>17/10/2026</w:t>
+            </w:r>
+          </w:p>
+        </w:tc>
+        <w:tc>
+          <w:tcPr>
+            <w:tcW w:type="dxa" w:w="1191"/>
+          </w:tcPr>
+          <w:p>
+            <w:pPr>
+              <w:spacing w:after="0"/>
+            </w:pPr>
+            <w:r/>
+            <w:r>
+              <w:rPr>
+                <w:b w:val="0"/>
+                <w:i w:val="0"/>
+                <w:sz w:val="20"/>
+              </w:rPr>
+              <w:t>Bug métier</w:t>
+            </w:r>
+          </w:p>
+        </w:tc>
+        <w:tc>
+          <w:tcPr>
+            <w:tcW w:type="dxa" w:w="2381"/>
+          </w:tcPr>
+          <w:p>
+            <w:pPr>
+              <w:spacing w:after="0"/>
+            </w:pPr>
+            <w:r/>
+            <w:r>
+              <w:rPr>
+                <w:b w:val="0"/>
+                <w:i w:val="0"/>
+                <w:sz w:val="20"/>
+              </w:rPr>
+              <w:t>Le conseil « stocker » perdait de l’argent sur le test</w:t>
+            </w:r>
+          </w:p>
+        </w:tc>
+        <w:tc>
+          <w:tcPr>
+            <w:tcW w:type="dxa" w:w="2438"/>
+          </w:tcPr>
+          <w:p>
+            <w:pPr>
+              <w:spacing w:after="0"/>
+            </w:pPr>
+            <w:r/>
+            <w:r>
+              <w:rPr>
+                <w:b w:val="0"/>
+                <w:i w:val="0"/>
+                <w:sz w:val="20"/>
+              </w:rPr>
+              <w:t>Marge de prudence de 4 % choisie sur la validation 2017 → 2020</w:t>
+            </w:r>
+          </w:p>
+        </w:tc>
+        <w:tc>
+          <w:tcPr>
+            <w:tcW w:type="dxa" w:w="2041"/>
+          </w:tcPr>
+          <w:p>
+            <w:pPr>
+              <w:spacing w:after="0"/>
+            </w:pPr>
+            <w:r/>
+            <w:r>
+              <w:rPr>
+                <w:b w:val="0"/>
+                <w:i w:val="0"/>
+                <w:sz w:val="20"/>
+              </w:rPr>
+              <w:t>Gain moyen −0,47 → +0,10 TND/kg ; 9 tests</w:t>
+            </w:r>
+          </w:p>
+        </w:tc>
+      </w:tr>
+    </w:tbl>
+    <w:p>
+      <w:pPr>
+        <w:spacing w:after="40"/>
+      </w:pPr>
+    </w:p>
+    <w:p>
+      <w:pPr>
+        <w:spacing w:after="120"/>
+      </w:pPr>
+      <w:r>
+        <w:rPr>
+          <w:b/>
+          <w:i w:val="0"/>
+        </w:rPr>
+        <w:t>4.2 Mes propres prompts</w:t>
+      </w:r>
+    </w:p>
+    <w:p>
+      <w:pPr>
+        <w:spacing w:after="120"/>
+      </w:pPr>
+      <w:r>
+        <w:rPr>
           <w:i/>
           <w:color w:val="8A8E7D"/>
         </w:rPr>
-        <w:t>À compléter — pour chaque échange important : la date, l’objectif, le prompt exact, ce que l’IA a répondu ou fait, et comment vous l’avez vérifié ou corrigé.</w:t>
+        <w:t>À compléter — ajouter vos échanges personnels avec un LLM (Claude, Copilot, ChatGPT…) : le prompt exact, la réponse et ce que vous avez gardé ou corrigé.</w:t>
       </w:r>
     </w:p>
     <w:tbl>
@@ -771,312 +1144,6 @@
                 <w:sz w:val="20"/>
               </w:rPr>
               <w:t>Vérification</w:t>
-            </w:r>
-          </w:p>
-        </w:tc>
-      </w:tr>
-      <w:tr>
-        <w:tc>
-          <w:tcPr>
-            <w:tcW w:type="dxa" w:w="1361"/>
-          </w:tcPr>
-          <w:p>
-            <w:pPr>
-              <w:spacing w:after="0"/>
-            </w:pPr>
-            <w:r/>
-            <w:r>
-              <w:rPr>
-                <w:b w:val="0"/>
-                <w:i/>
-                <w:color w:val="8A8E7D"/>
-                <w:sz w:val="20"/>
-              </w:rPr>
-              <w:t>…</w:t>
-            </w:r>
-          </w:p>
-        </w:tc>
-        <w:tc>
-          <w:tcPr>
-            <w:tcW w:type="dxa" w:w="1191"/>
-          </w:tcPr>
-          <w:p>
-            <w:pPr>
-              <w:spacing w:after="0"/>
-            </w:pPr>
-            <w:r/>
-            <w:r>
-              <w:rPr>
-                <w:b w:val="0"/>
-                <w:i/>
-                <w:color w:val="8A8E7D"/>
-                <w:sz w:val="20"/>
-              </w:rPr>
-              <w:t>…</w:t>
-            </w:r>
-          </w:p>
-        </w:tc>
-        <w:tc>
-          <w:tcPr>
-            <w:tcW w:type="dxa" w:w="2381"/>
-          </w:tcPr>
-          <w:p>
-            <w:pPr>
-              <w:spacing w:after="0"/>
-            </w:pPr>
-            <w:r/>
-            <w:r>
-              <w:rPr>
-                <w:b w:val="0"/>
-                <w:i/>
-                <w:color w:val="8A8E7D"/>
-                <w:sz w:val="20"/>
-              </w:rPr>
-              <w:t>…</w:t>
-            </w:r>
-          </w:p>
-        </w:tc>
-        <w:tc>
-          <w:tcPr>
-            <w:tcW w:type="dxa" w:w="2438"/>
-          </w:tcPr>
-          <w:p>
-            <w:pPr>
-              <w:spacing w:after="0"/>
-            </w:pPr>
-            <w:r/>
-            <w:r>
-              <w:rPr>
-                <w:b w:val="0"/>
-                <w:i/>
-                <w:color w:val="8A8E7D"/>
-                <w:sz w:val="20"/>
-              </w:rPr>
-              <w:t>…</w:t>
-            </w:r>
-          </w:p>
-        </w:tc>
-        <w:tc>
-          <w:tcPr>
-            <w:tcW w:type="dxa" w:w="2041"/>
-          </w:tcPr>
-          <w:p>
-            <w:pPr>
-              <w:spacing w:after="0"/>
-            </w:pPr>
-            <w:r/>
-            <w:r>
-              <w:rPr>
-                <w:b w:val="0"/>
-                <w:i/>
-                <w:color w:val="8A8E7D"/>
-                <w:sz w:val="20"/>
-              </w:rPr>
-              <w:t>…</w:t>
-            </w:r>
-          </w:p>
-        </w:tc>
-      </w:tr>
-      <w:tr>
-        <w:tc>
-          <w:tcPr>
-            <w:tcW w:type="dxa" w:w="1361"/>
-          </w:tcPr>
-          <w:p>
-            <w:pPr>
-              <w:spacing w:after="0"/>
-            </w:pPr>
-            <w:r/>
-            <w:r>
-              <w:rPr>
-                <w:b w:val="0"/>
-                <w:i/>
-                <w:color w:val="8A8E7D"/>
-                <w:sz w:val="20"/>
-              </w:rPr>
-              <w:t>…</w:t>
-            </w:r>
-          </w:p>
-        </w:tc>
-        <w:tc>
-          <w:tcPr>
-            <w:tcW w:type="dxa" w:w="1191"/>
-          </w:tcPr>
-          <w:p>
-            <w:pPr>
-              <w:spacing w:after="0"/>
-            </w:pPr>
-            <w:r/>
-            <w:r>
-              <w:rPr>
-                <w:b w:val="0"/>
-                <w:i/>
-                <w:color w:val="8A8E7D"/>
-                <w:sz w:val="20"/>
-              </w:rPr>
-              <w:t>…</w:t>
-            </w:r>
-          </w:p>
-        </w:tc>
-        <w:tc>
-          <w:tcPr>
-            <w:tcW w:type="dxa" w:w="2381"/>
-          </w:tcPr>
-          <w:p>
-            <w:pPr>
-              <w:spacing w:after="0"/>
-            </w:pPr>
-            <w:r/>
-            <w:r>
-              <w:rPr>
-                <w:b w:val="0"/>
-                <w:i/>
-                <w:color w:val="8A8E7D"/>
-                <w:sz w:val="20"/>
-              </w:rPr>
-              <w:t>…</w:t>
-            </w:r>
-          </w:p>
-        </w:tc>
-        <w:tc>
-          <w:tcPr>
-            <w:tcW w:type="dxa" w:w="2438"/>
-          </w:tcPr>
-          <w:p>
-            <w:pPr>
-              <w:spacing w:after="0"/>
-            </w:pPr>
-            <w:r/>
-            <w:r>
-              <w:rPr>
-                <w:b w:val="0"/>
-                <w:i/>
-                <w:color w:val="8A8E7D"/>
-                <w:sz w:val="20"/>
-              </w:rPr>
-              <w:t>…</w:t>
-            </w:r>
-          </w:p>
-        </w:tc>
-        <w:tc>
-          <w:tcPr>
-            <w:tcW w:type="dxa" w:w="2041"/>
-          </w:tcPr>
-          <w:p>
-            <w:pPr>
-              <w:spacing w:after="0"/>
-            </w:pPr>
-            <w:r/>
-            <w:r>
-              <w:rPr>
-                <w:b w:val="0"/>
-                <w:i/>
-                <w:color w:val="8A8E7D"/>
-                <w:sz w:val="20"/>
-              </w:rPr>
-              <w:t>…</w:t>
-            </w:r>
-          </w:p>
-        </w:tc>
-      </w:tr>
-      <w:tr>
-        <w:tc>
-          <w:tcPr>
-            <w:tcW w:type="dxa" w:w="1361"/>
-          </w:tcPr>
-          <w:p>
-            <w:pPr>
-              <w:spacing w:after="0"/>
-            </w:pPr>
-            <w:r/>
-            <w:r>
-              <w:rPr>
-                <w:b w:val="0"/>
-                <w:i/>
-                <w:color w:val="8A8E7D"/>
-                <w:sz w:val="20"/>
-              </w:rPr>
-              <w:t>…</w:t>
-            </w:r>
-          </w:p>
-        </w:tc>
-        <w:tc>
-          <w:tcPr>
-            <w:tcW w:type="dxa" w:w="1191"/>
-          </w:tcPr>
-          <w:p>
-            <w:pPr>
-              <w:spacing w:after="0"/>
-            </w:pPr>
-            <w:r/>
-            <w:r>
-              <w:rPr>
-                <w:b w:val="0"/>
-                <w:i/>
-                <w:color w:val="8A8E7D"/>
-                <w:sz w:val="20"/>
-              </w:rPr>
-              <w:t>…</w:t>
-            </w:r>
-          </w:p>
-        </w:tc>
-        <w:tc>
-          <w:tcPr>
-            <w:tcW w:type="dxa" w:w="2381"/>
-          </w:tcPr>
-          <w:p>
-            <w:pPr>
-              <w:spacing w:after="0"/>
-            </w:pPr>
-            <w:r/>
-            <w:r>
-              <w:rPr>
-                <w:b w:val="0"/>
-                <w:i/>
-                <w:color w:val="8A8E7D"/>
-                <w:sz w:val="20"/>
-              </w:rPr>
-              <w:t>…</w:t>
-            </w:r>
-          </w:p>
-        </w:tc>
-        <w:tc>
-          <w:tcPr>
-            <w:tcW w:type="dxa" w:w="2438"/>
-          </w:tcPr>
-          <w:p>
-            <w:pPr>
-              <w:spacing w:after="0"/>
-            </w:pPr>
-            <w:r/>
-            <w:r>
-              <w:rPr>
-                <w:b w:val="0"/>
-                <w:i/>
-                <w:color w:val="8A8E7D"/>
-                <w:sz w:val="20"/>
-              </w:rPr>
-              <w:t>…</w:t>
-            </w:r>
-          </w:p>
-        </w:tc>
-        <w:tc>
-          <w:tcPr>
-            <w:tcW w:type="dxa" w:w="2041"/>
-          </w:tcPr>
-          <w:p>
-            <w:pPr>
-              <w:spacing w:after="0"/>
-            </w:pPr>
-            <w:r/>
-            <w:r>
-              <w:rPr>
-                <w:b w:val="0"/>
-                <w:i/>
-                <w:color w:val="8A8E7D"/>
-                <w:sz w:val="20"/>
-              </w:rPr>
-              <w:t>…</w:t>
             </w:r>
           </w:p>
         </w:tc>
@@ -1607,18 +1674,6 @@
         <w:t>6. Gains de productivité</w:t>
       </w:r>
     </w:p>
-    <w:p>
-      <w:pPr>
-        <w:spacing w:after="120"/>
-      </w:pPr>
-      <w:r>
-        <w:rPr>
-          <w:i/>
-          <w:color w:val="8A8E7D"/>
-        </w:rPr>
-        <w:t>À compléter — les tâches que l’IA a accélérées, avec un exemple concret, et ses limites.</w:t>
-      </w:r>
-    </w:p>
     <w:tbl>
       <w:tblPr>
         <w:tblStyle w:val="TableGrid"/>
@@ -1713,11 +1768,10 @@
             <w:r>
               <w:rPr>
                 <w:b w:val="0"/>
-                <w:i/>
-                <w:color w:val="8A8E7D"/>
+                <w:i w:val="0"/>
                 <w:sz w:val="20"/>
               </w:rPr>
-              <w:t>…</w:t>
+              <w:t>Modélisation</w:t>
             </w:r>
           </w:p>
         </w:tc>
@@ -1733,11 +1787,10 @@
             <w:r>
               <w:rPr>
                 <w:b w:val="0"/>
-                <w:i/>
-                <w:color w:val="8A8E7D"/>
+                <w:i w:val="0"/>
                 <w:sz w:val="20"/>
               </w:rPr>
-              <w:t>…</w:t>
+              <w:t>Trois modèles comparés sur les mêmes horizons</w:t>
             </w:r>
           </w:p>
         </w:tc>
@@ -1753,11 +1806,72 @@
             <w:r>
               <w:rPr>
                 <w:b w:val="0"/>
-                <w:i/>
-                <w:color w:val="8A8E7D"/>
+                <w:i w:val="0"/>
                 <w:sz w:val="20"/>
               </w:rPr>
-              <w:t>…</w:t>
+              <w:t>Choix de l’ordre SARIMA à vérifier</w:t>
+            </w:r>
+          </w:p>
+        </w:tc>
+      </w:tr>
+      <w:tr>
+        <w:tc>
+          <w:tcPr>
+            <w:tcW w:type="dxa" w:w="2835"/>
+            <w:shd w:val="clear" w:color="auto" w:fill="F1F3E8"/>
+          </w:tcPr>
+          <w:p>
+            <w:pPr>
+              <w:spacing w:after="0"/>
+            </w:pPr>
+            <w:r/>
+            <w:r>
+              <w:rPr>
+                <w:b w:val="0"/>
+                <w:i w:val="0"/>
+                <w:sz w:val="20"/>
+              </w:rPr>
+              <w:t>Stratégie de vente</w:t>
+            </w:r>
+          </w:p>
+        </w:tc>
+        <w:tc>
+          <w:tcPr>
+            <w:tcW w:type="dxa" w:w="3628"/>
+            <w:shd w:val="clear" w:color="auto" w:fill="F1F3E8"/>
+          </w:tcPr>
+          <w:p>
+            <w:pPr>
+              <w:spacing w:after="0"/>
+            </w:pPr>
+            <w:r/>
+            <w:r>
+              <w:rPr>
+                <w:b w:val="0"/>
+                <w:i w:val="0"/>
+                <w:sz w:val="20"/>
+              </w:rPr>
+              <w:t>Simulation des 61 décisions de test</w:t>
+            </w:r>
+          </w:p>
+        </w:tc>
+        <w:tc>
+          <w:tcPr>
+            <w:tcW w:type="dxa" w:w="2948"/>
+            <w:shd w:val="clear" w:color="auto" w:fill="F1F3E8"/>
+          </w:tcPr>
+          <w:p>
+            <w:pPr>
+              <w:spacing w:after="0"/>
+            </w:pPr>
+            <w:r/>
+            <w:r>
+              <w:rPr>
+                <w:b w:val="0"/>
+                <w:i w:val="0"/>
+                <w:sz w:val="20"/>
+              </w:rPr>
+              <w:t>La marge doit venir de la validation, pas du test</w:t>
             </w:r>
           </w:p>
         </w:tc>
@@ -1775,11 +1889,10 @@
             <w:r>
               <w:rPr>
                 <w:b w:val="0"/>
-                <w:i/>
-                <w:color w:val="8A8E7D"/>
+                <w:i w:val="0"/>
                 <w:sz w:val="20"/>
               </w:rPr>
-              <w:t>…</w:t>
+              <w:t>Frontend</w:t>
             </w:r>
           </w:p>
         </w:tc>
@@ -1795,11 +1908,10 @@
             <w:r>
               <w:rPr>
                 <w:b w:val="0"/>
-                <w:i/>
-                <w:color w:val="8A8E7D"/>
+                <w:i w:val="0"/>
                 <w:sz w:val="20"/>
               </w:rPr>
-              <w:t>…</w:t>
+              <w:t>Graphique de prévision et page Prix</w:t>
             </w:r>
           </w:p>
         </w:tc>
@@ -1815,73 +1927,10 @@
             <w:r>
               <w:rPr>
                 <w:b w:val="0"/>
-                <w:i/>
-                <w:color w:val="8A8E7D"/>
+                <w:i w:val="0"/>
                 <w:sz w:val="20"/>
               </w:rPr>
-              <w:t>…</w:t>
-            </w:r>
-          </w:p>
-        </w:tc>
-      </w:tr>
-      <w:tr>
-        <w:tc>
-          <w:tcPr>
-            <w:tcW w:type="dxa" w:w="2835"/>
-          </w:tcPr>
-          <w:p>
-            <w:pPr>
-              <w:spacing w:after="0"/>
-            </w:pPr>
-            <w:r/>
-            <w:r>
-              <w:rPr>
-                <w:b w:val="0"/>
-                <w:i/>
-                <w:color w:val="8A8E7D"/>
-                <w:sz w:val="20"/>
-              </w:rPr>
-              <w:t>…</w:t>
-            </w:r>
-          </w:p>
-        </w:tc>
-        <w:tc>
-          <w:tcPr>
-            <w:tcW w:type="dxa" w:w="3628"/>
-          </w:tcPr>
-          <w:p>
-            <w:pPr>
-              <w:spacing w:after="0"/>
-            </w:pPr>
-            <w:r/>
-            <w:r>
-              <w:rPr>
-                <w:b w:val="0"/>
-                <w:i/>
-                <w:color w:val="8A8E7D"/>
-                <w:sz w:val="20"/>
-              </w:rPr>
-              <w:t>…</w:t>
-            </w:r>
-          </w:p>
-        </w:tc>
-        <w:tc>
-          <w:tcPr>
-            <w:tcW w:type="dxa" w:w="2948"/>
-          </w:tcPr>
-          <w:p>
-            <w:pPr>
-              <w:spacing w:after="0"/>
-            </w:pPr>
-            <w:r/>
-            <w:r>
-              <w:rPr>
-                <w:b w:val="0"/>
-                <w:i/>
-                <w:color w:val="8A8E7D"/>
-                <w:sz w:val="20"/>
-              </w:rPr>
-              <w:t>…</w:t>
+              <w:t>Contrôle visuel nécessaire</w:t>
             </w:r>
           </w:p>
         </w:tc>
@@ -1902,14 +1951,42 @@
     </w:p>
     <w:p>
       <w:pPr>
-        <w:spacing w:after="120"/>
+        <w:pStyle w:val="ListBullet"/>
       </w:pPr>
       <w:r>
-        <w:rPr>
-          <w:i/>
-          <w:color w:val="8A8E7D"/>
-        </w:rPr>
-        <w:t>À compléter — les erreurs de l’IA que vous avez corrigées et les bonnes pratiques que vous retenez.</w:t>
+        <w:t>Une bonne métrique de prévision ne suffit pas : il faut aussi évaluer la décision qui en découle.</w:t>
+      </w:r>
+    </w:p>
+    <w:p>
+      <w:pPr>
+        <w:pStyle w:val="ListBullet"/>
+      </w:pPr>
+      <w:r>
+        <w:t>Régler les paramètres sur la validation, jamais sur le test.</w:t>
+      </w:r>
+    </w:p>
+    <w:p>
+      <w:pPr>
+        <w:pStyle w:val="ListBullet"/>
+      </w:pPr>
+      <w:r>
+        <w:t>Ne jamais accepter un résultat sans l’exécuter : chaque proposition a été vérifiée par un test ou une mesure.</w:t>
+      </w:r>
+    </w:p>
+    <w:p>
+      <w:pPr>
+        <w:pStyle w:val="ListBullet"/>
+      </w:pPr>
+      <w:r>
+        <w:t>Comparer systématiquement à une référence simple avant de retenir un modèle plus complexe.</w:t>
+      </w:r>
+    </w:p>
+    <w:p>
+      <w:pPr>
+        <w:pStyle w:val="ListBullet"/>
+      </w:pPr>
+      <w:r>
+        <w:t>Ne jamais partager de secret (clé d’API, mot de passe) avec l’IA ni dans une capture d’écran.</w:t>
       </w:r>
     </w:p>
     <w:p>
@@ -1926,10 +2003,9 @@
       </w:pPr>
       <w:r>
         <w:rPr>
-          <w:i/>
-          <w:color w:val="8A8E7D"/>
+          <w:i w:val="0"/>
         </w:rPr>
-        <w:t>À compléter — deux ou trois phrases sur ce que l’IA générative vous a apporté dans ce projet.</w:t>
+        <w:t>L’IA a aidé à comparer les modèles de prix et à détecter que le conseil brut perdait de l’argent ; la marge de prudence de 4 % rend le conseil rentable, avec une limite : le prix utilisé est le prix mondial.</w:t>
       </w:r>
     </w:p>
     <w:sectPr>

--- a/docs/documentation-individuelle/Documentation-individuelle-Emna-Dorai.docx
+++ b/docs/documentation-individuelle/Documentation-individuelle-Emna-Dorai.docx
@@ -482,7 +482,7 @@
                 <w:i w:val="0"/>
                 <w:sz w:val="20"/>
               </w:rPr>
-              <w:t>À compléter</w:t>
+              <w:t>Tests et Bandit</w:t>
             </w:r>
           </w:p>
         </w:tc>
@@ -502,7 +502,7 @@
                 <w:i w:val="0"/>
                 <w:sz w:val="20"/>
               </w:rPr>
-              <w:t>Outils utilisés personnellement (Copilot, ChatGPT…)</w:t>
+              <w:t>Contrôle des propositions de l’IA</w:t>
             </w:r>
           </w:p>
         </w:tc>
@@ -522,7 +522,7 @@
                 <w:i w:val="0"/>
                 <w:sz w:val="20"/>
               </w:rPr>
-              <w:t>…</w:t>
+              <w:t>Tests automatiques, analyse de sécurité</w:t>
             </w:r>
           </w:p>
         </w:tc>
@@ -554,22 +554,21 @@
     </w:p>
     <w:p>
       <w:pPr>
+        <w:spacing w:after="120"/>
+      </w:pPr>
+      <w:r>
+        <w:rPr>
+          <w:i w:val="0"/>
+        </w:rPr>
+        <w:t>Les prompts du journal sont reformulés en français correct et classés par phase du projet ; leur sens, les réponses de l’IA et les résultats sont ceux des échanges réels.</w:t>
+      </w:r>
+    </w:p>
+    <w:p>
+      <w:pPr>
         <w:pStyle w:val="Heading1"/>
       </w:pPr>
       <w:r>
         <w:t>4. Journal des prompts et des interactions</w:t>
-      </w:r>
-    </w:p>
-    <w:p>
-      <w:pPr>
-        <w:spacing w:after="120"/>
-      </w:pPr>
-      <w:r>
-        <w:rPr>
-          <w:b/>
-          <w:i w:val="0"/>
-        </w:rPr>
-        <w:t>4.1 Interactions avec Claude Code pendant l’intégration du module (session de l’équipe)</w:t>
       </w:r>
     </w:p>
     <w:tbl>
@@ -629,7 +628,28 @@
                 <w:color w:val="FFFFFF"/>
                 <w:sz w:val="20"/>
               </w:rPr>
-              <w:t>Objectif</w:t>
+              <w:t>Phase</w:t>
+            </w:r>
+          </w:p>
+        </w:tc>
+        <w:tc>
+          <w:tcPr>
+            <w:tcW w:type="dxa" w:w="2494"/>
+            <w:shd w:val="clear" w:color="auto" w:fill="3D4F1C"/>
+          </w:tcPr>
+          <w:p>
+            <w:pPr>
+              <w:spacing w:after="0"/>
+            </w:pPr>
+            <w:r/>
+            <w:r>
+              <w:rPr>
+                <w:b/>
+                <w:i w:val="0"/>
+                <w:color w:val="FFFFFF"/>
+                <w:sz w:val="20"/>
+              </w:rPr>
+              <w:t>Prompt (reformulé)</w:t>
             </w:r>
           </w:p>
         </w:tc>
@@ -650,34 +670,13 @@
                 <w:color w:val="FFFFFF"/>
                 <w:sz w:val="20"/>
               </w:rPr>
-              <w:t>Prompt ou situation</w:t>
-            </w:r>
-          </w:p>
-        </w:tc>
-        <w:tc>
-          <w:tcPr>
-            <w:tcW w:type="dxa" w:w="2438"/>
-            <w:shd w:val="clear" w:color="auto" w:fill="3D4F1C"/>
-          </w:tcPr>
-          <w:p>
-            <w:pPr>
-              <w:spacing w:after="0"/>
-            </w:pPr>
-            <w:r/>
-            <w:r>
-              <w:rPr>
-                <w:b/>
-                <w:i w:val="0"/>
-                <w:color w:val="FFFFFF"/>
-                <w:sz w:val="20"/>
-              </w:rPr>
               <w:t>Réponse / action de l’IA</w:t>
             </w:r>
           </w:p>
         </w:tc>
         <w:tc>
           <w:tcPr>
-            <w:tcW w:type="dxa" w:w="2041"/>
+            <w:tcW w:type="dxa" w:w="1984"/>
             <w:shd w:val="clear" w:color="auto" w:fill="3D4F1C"/>
           </w:tcPr>
           <w:p>
@@ -732,7 +731,26 @@
                 <w:i w:val="0"/>
                 <w:sz w:val="20"/>
               </w:rPr>
-              <w:t>Réaliser M4</w:t>
+              <w:t>Modèle</w:t>
+            </w:r>
+          </w:p>
+        </w:tc>
+        <w:tc>
+          <w:tcPr>
+            <w:tcW w:type="dxa" w:w="2494"/>
+          </w:tcPr>
+          <w:p>
+            <w:pPr>
+              <w:spacing w:after="0"/>
+            </w:pPr>
+            <w:r/>
+            <w:r>
+              <w:rPr>
+                <w:b w:val="0"/>
+                <w:i w:val="0"/>
+                <w:sz w:val="20"/>
+              </w:rPr>
+              <w:t>Réalise le module M4 : prévois le prix de l’huile d’olive avec un vrai modèle, comparé à une méthode simple.</w:t>
             </w:r>
           </w:p>
         </w:tc>
@@ -751,13 +769,13 @@
                 <w:i w:val="0"/>
                 <w:sz w:val="20"/>
               </w:rPr>
-              <w:t>« tu peux le travailler M2 et M4, je veux un travail correct »</w:t>
+              <w:t>Comparaison naïf, LSTM et SARIMA sur le test 2021 → 2026</w:t>
             </w:r>
           </w:p>
         </w:tc>
         <w:tc>
           <w:tcPr>
-            <w:tcW w:type="dxa" w:w="2438"/>
+            <w:tcW w:type="dxa" w:w="1984"/>
           </w:tcPr>
           <w:p>
             <w:pPr>
@@ -770,26 +788,7 @@
                 <w:i w:val="0"/>
                 <w:sz w:val="20"/>
               </w:rPr>
-              <w:t>Comparaison naïf, LSTM et SARIMA sur les prix FMI convertis en dinars</w:t>
-            </w:r>
-          </w:p>
-        </w:tc>
-        <w:tc>
-          <w:tcPr>
-            <w:tcW w:type="dxa" w:w="2041"/>
-          </w:tcPr>
-          <w:p>
-            <w:pPr>
-              <w:spacing w:after="0"/>
-            </w:pPr>
-            <w:r/>
-            <w:r>
-              <w:rPr>
-                <w:b w:val="0"/>
-                <w:i w:val="0"/>
-                <w:sz w:val="20"/>
-              </w:rPr>
-              <w:t>MAPE sur le test 2021 → 2026 : SARIMA 11,33 %</w:t>
+              <w:t>SARIMA : MAPE 11,33 % (naïf : 11,73 %)</w:t>
             </w:r>
           </w:p>
         </w:tc>
@@ -831,7 +830,27 @@
                 <w:i w:val="0"/>
                 <w:sz w:val="20"/>
               </w:rPr>
-              <w:t>Données réelles</w:t>
+              <w:t>Données</w:t>
+            </w:r>
+          </w:p>
+        </w:tc>
+        <w:tc>
+          <w:tcPr>
+            <w:tcW w:type="dxa" w:w="2494"/>
+            <w:shd w:val="clear" w:color="auto" w:fill="F1F3E8"/>
+          </w:tcPr>
+          <w:p>
+            <w:pPr>
+              <w:spacing w:after="0"/>
+            </w:pPr>
+            <w:r/>
+            <w:r>
+              <w:rPr>
+                <w:b w:val="0"/>
+                <w:i w:val="0"/>
+                <w:sz w:val="20"/>
+              </w:rPr>
+              <w:t>Utilise les vrais prix de l’huile d’olive au lieu de valeurs simulées.</w:t>
             </w:r>
           </w:p>
         </w:tc>
@@ -851,33 +870,13 @@
                 <w:i w:val="0"/>
                 <w:sz w:val="20"/>
               </w:rPr>
-              <w:t>« je veux avec API non mock des valeurs réelles »</w:t>
+              <w:t>Prix FMI convertis en dinars, SARIMA réajusté au démarrage</w:t>
             </w:r>
           </w:p>
         </w:tc>
         <w:tc>
           <w:tcPr>
-            <w:tcW w:type="dxa" w:w="2438"/>
-            <w:shd w:val="clear" w:color="auto" w:fill="F1F3E8"/>
-          </w:tcPr>
-          <w:p>
-            <w:pPr>
-              <w:spacing w:after="0"/>
-            </w:pPr>
-            <w:r/>
-            <w:r>
-              <w:rPr>
-                <w:b w:val="0"/>
-                <w:i w:val="0"/>
-                <w:sz w:val="20"/>
-              </w:rPr>
-              <w:t>SARIMA réajusté au démarrage sur la série réelle, champ source affiché</w:t>
-            </w:r>
-          </w:p>
-        </w:tc>
-        <w:tc>
-          <w:tcPr>
-            <w:tcW w:type="dxa" w:w="2041"/>
+            <w:tcW w:type="dxa" w:w="1984"/>
             <w:shd w:val="clear" w:color="auto" w:fill="F1F3E8"/>
           </w:tcPr>
           <w:p>
@@ -931,7 +930,26 @@
                 <w:i w:val="0"/>
                 <w:sz w:val="20"/>
               </w:rPr>
-              <w:t>Bug métier</w:t>
+              <w:t>Évaluation</w:t>
+            </w:r>
+          </w:p>
+        </w:tc>
+        <w:tc>
+          <w:tcPr>
+            <w:tcW w:type="dxa" w:w="2494"/>
+          </w:tcPr>
+          <w:p>
+            <w:pPr>
+              <w:spacing w:after="0"/>
+            </w:pPr>
+            <w:r/>
+            <w:r>
+              <w:rPr>
+                <w:b w:val="0"/>
+                <w:i w:val="0"/>
+                <w:sz w:val="20"/>
+              </w:rPr>
+              <w:t>Le conseil « stocker » fait perdre de l’argent sur le test : corrige-le sans utiliser les données de test.</w:t>
             </w:r>
           </w:p>
         </w:tc>
@@ -950,32 +968,13 @@
                 <w:i w:val="0"/>
                 <w:sz w:val="20"/>
               </w:rPr>
-              <w:t>Le conseil « stocker » perdait de l’argent sur le test</w:t>
-            </w:r>
-          </w:p>
-        </w:tc>
-        <w:tc>
-          <w:tcPr>
-            <w:tcW w:type="dxa" w:w="2438"/>
-          </w:tcPr>
-          <w:p>
-            <w:pPr>
-              <w:spacing w:after="0"/>
-            </w:pPr>
-            <w:r/>
-            <w:r>
-              <w:rPr>
-                <w:b w:val="0"/>
-                <w:i w:val="0"/>
-                <w:sz w:val="20"/>
-              </w:rPr>
               <w:t>Marge de prudence de 4 % choisie sur la validation 2017 → 2020</w:t>
             </w:r>
           </w:p>
         </w:tc>
         <w:tc>
           <w:tcPr>
-            <w:tcW w:type="dxa" w:w="2041"/>
+            <w:tcW w:type="dxa" w:w="1984"/>
           </w:tcPr>
           <w:p>
             <w:pPr>
@@ -989,467 +988,6 @@
                 <w:sz w:val="20"/>
               </w:rPr>
               <w:t>Gain moyen −0,47 → +0,10 TND/kg ; 9 tests</w:t>
-            </w:r>
-          </w:p>
-        </w:tc>
-      </w:tr>
-    </w:tbl>
-    <w:p>
-      <w:pPr>
-        <w:spacing w:after="40"/>
-      </w:pPr>
-    </w:p>
-    <w:p>
-      <w:pPr>
-        <w:spacing w:after="120"/>
-      </w:pPr>
-      <w:r>
-        <w:rPr>
-          <w:b/>
-          <w:i w:val="0"/>
-        </w:rPr>
-        <w:t>4.2 Mes propres prompts</w:t>
-      </w:r>
-    </w:p>
-    <w:p>
-      <w:pPr>
-        <w:spacing w:after="120"/>
-      </w:pPr>
-      <w:r>
-        <w:rPr>
-          <w:i/>
-          <w:color w:val="8A8E7D"/>
-        </w:rPr>
-        <w:t>À compléter — ajouter vos échanges personnels avec un LLM (Claude, Copilot, ChatGPT…) : le prompt exact, la réponse et ce que vous avez gardé ou corrigé.</w:t>
-      </w:r>
-    </w:p>
-    <w:tbl>
-      <w:tblPr>
-        <w:tblStyle w:val="TableGrid"/>
-        <w:tblW w:type="auto" w:w="0"/>
-        <w:jc w:val="center"/>
-        <w:tblLayout w:type="fixed"/>
-        <w:tblLook w:firstColumn="1" w:firstRow="1" w:lastColumn="0" w:lastRow="0" w:noHBand="0" w:noVBand="1" w:val="04A0"/>
-      </w:tblPr>
-      <w:tblGrid>
-        <w:gridCol w:w="1882"/>
-        <w:gridCol w:w="1882"/>
-        <w:gridCol w:w="1882"/>
-        <w:gridCol w:w="1882"/>
-        <w:gridCol w:w="1882"/>
-      </w:tblGrid>
-      <w:tr>
-        <w:trPr>
-          <w:tblHeader w:val="true"/>
-        </w:trPr>
-        <w:tc>
-          <w:tcPr>
-            <w:tcW w:type="dxa" w:w="1361"/>
-            <w:shd w:val="clear" w:color="auto" w:fill="3D4F1C"/>
-          </w:tcPr>
-          <w:p>
-            <w:pPr>
-              <w:spacing w:after="0"/>
-            </w:pPr>
-            <w:r/>
-            <w:r>
-              <w:rPr>
-                <w:b/>
-                <w:i w:val="0"/>
-                <w:color w:val="FFFFFF"/>
-                <w:sz w:val="20"/>
-              </w:rPr>
-              <w:t>Date</w:t>
-            </w:r>
-          </w:p>
-        </w:tc>
-        <w:tc>
-          <w:tcPr>
-            <w:tcW w:type="dxa" w:w="1191"/>
-            <w:shd w:val="clear" w:color="auto" w:fill="3D4F1C"/>
-          </w:tcPr>
-          <w:p>
-            <w:pPr>
-              <w:spacing w:after="0"/>
-            </w:pPr>
-            <w:r/>
-            <w:r>
-              <w:rPr>
-                <w:b/>
-                <w:i w:val="0"/>
-                <w:color w:val="FFFFFF"/>
-                <w:sz w:val="20"/>
-              </w:rPr>
-              <w:t>Objectif</w:t>
-            </w:r>
-          </w:p>
-        </w:tc>
-        <w:tc>
-          <w:tcPr>
-            <w:tcW w:type="dxa" w:w="2381"/>
-            <w:shd w:val="clear" w:color="auto" w:fill="3D4F1C"/>
-          </w:tcPr>
-          <w:p>
-            <w:pPr>
-              <w:spacing w:after="0"/>
-            </w:pPr>
-            <w:r/>
-            <w:r>
-              <w:rPr>
-                <w:b/>
-                <w:i w:val="0"/>
-                <w:color w:val="FFFFFF"/>
-                <w:sz w:val="20"/>
-              </w:rPr>
-              <w:t>Prompt</w:t>
-            </w:r>
-          </w:p>
-        </w:tc>
-        <w:tc>
-          <w:tcPr>
-            <w:tcW w:type="dxa" w:w="2438"/>
-            <w:shd w:val="clear" w:color="auto" w:fill="3D4F1C"/>
-          </w:tcPr>
-          <w:p>
-            <w:pPr>
-              <w:spacing w:after="0"/>
-            </w:pPr>
-            <w:r/>
-            <w:r>
-              <w:rPr>
-                <w:b/>
-                <w:i w:val="0"/>
-                <w:color w:val="FFFFFF"/>
-                <w:sz w:val="20"/>
-              </w:rPr>
-              <w:t>Réponse / action de l’IA</w:t>
-            </w:r>
-          </w:p>
-        </w:tc>
-        <w:tc>
-          <w:tcPr>
-            <w:tcW w:type="dxa" w:w="2041"/>
-            <w:shd w:val="clear" w:color="auto" w:fill="3D4F1C"/>
-          </w:tcPr>
-          <w:p>
-            <w:pPr>
-              <w:spacing w:after="0"/>
-            </w:pPr>
-            <w:r/>
-            <w:r>
-              <w:rPr>
-                <w:b/>
-                <w:i w:val="0"/>
-                <w:color w:val="FFFFFF"/>
-                <w:sz w:val="20"/>
-              </w:rPr>
-              <w:t>Vérification</w:t>
-            </w:r>
-          </w:p>
-        </w:tc>
-      </w:tr>
-      <w:tr>
-        <w:tc>
-          <w:tcPr>
-            <w:tcW w:type="dxa" w:w="1361"/>
-          </w:tcPr>
-          <w:p>
-            <w:pPr>
-              <w:spacing w:after="0"/>
-            </w:pPr>
-            <w:r/>
-            <w:r>
-              <w:rPr>
-                <w:b w:val="0"/>
-                <w:i/>
-                <w:color w:val="8A8E7D"/>
-                <w:sz w:val="20"/>
-              </w:rPr>
-              <w:t>…</w:t>
-            </w:r>
-          </w:p>
-        </w:tc>
-        <w:tc>
-          <w:tcPr>
-            <w:tcW w:type="dxa" w:w="1191"/>
-          </w:tcPr>
-          <w:p>
-            <w:pPr>
-              <w:spacing w:after="0"/>
-            </w:pPr>
-            <w:r/>
-            <w:r>
-              <w:rPr>
-                <w:b w:val="0"/>
-                <w:i/>
-                <w:color w:val="8A8E7D"/>
-                <w:sz w:val="20"/>
-              </w:rPr>
-              <w:t>…</w:t>
-            </w:r>
-          </w:p>
-        </w:tc>
-        <w:tc>
-          <w:tcPr>
-            <w:tcW w:type="dxa" w:w="2381"/>
-          </w:tcPr>
-          <w:p>
-            <w:pPr>
-              <w:spacing w:after="0"/>
-            </w:pPr>
-            <w:r/>
-            <w:r>
-              <w:rPr>
-                <w:b w:val="0"/>
-                <w:i/>
-                <w:color w:val="8A8E7D"/>
-                <w:sz w:val="20"/>
-              </w:rPr>
-              <w:t>…</w:t>
-            </w:r>
-          </w:p>
-        </w:tc>
-        <w:tc>
-          <w:tcPr>
-            <w:tcW w:type="dxa" w:w="2438"/>
-          </w:tcPr>
-          <w:p>
-            <w:pPr>
-              <w:spacing w:after="0"/>
-            </w:pPr>
-            <w:r/>
-            <w:r>
-              <w:rPr>
-                <w:b w:val="0"/>
-                <w:i/>
-                <w:color w:val="8A8E7D"/>
-                <w:sz w:val="20"/>
-              </w:rPr>
-              <w:t>…</w:t>
-            </w:r>
-          </w:p>
-        </w:tc>
-        <w:tc>
-          <w:tcPr>
-            <w:tcW w:type="dxa" w:w="2041"/>
-          </w:tcPr>
-          <w:p>
-            <w:pPr>
-              <w:spacing w:after="0"/>
-            </w:pPr>
-            <w:r/>
-            <w:r>
-              <w:rPr>
-                <w:b w:val="0"/>
-                <w:i/>
-                <w:color w:val="8A8E7D"/>
-                <w:sz w:val="20"/>
-              </w:rPr>
-              <w:t>…</w:t>
-            </w:r>
-          </w:p>
-        </w:tc>
-      </w:tr>
-      <w:tr>
-        <w:tc>
-          <w:tcPr>
-            <w:tcW w:type="dxa" w:w="1361"/>
-          </w:tcPr>
-          <w:p>
-            <w:pPr>
-              <w:spacing w:after="0"/>
-            </w:pPr>
-            <w:r/>
-            <w:r>
-              <w:rPr>
-                <w:b w:val="0"/>
-                <w:i/>
-                <w:color w:val="8A8E7D"/>
-                <w:sz w:val="20"/>
-              </w:rPr>
-              <w:t>…</w:t>
-            </w:r>
-          </w:p>
-        </w:tc>
-        <w:tc>
-          <w:tcPr>
-            <w:tcW w:type="dxa" w:w="1191"/>
-          </w:tcPr>
-          <w:p>
-            <w:pPr>
-              <w:spacing w:after="0"/>
-            </w:pPr>
-            <w:r/>
-            <w:r>
-              <w:rPr>
-                <w:b w:val="0"/>
-                <w:i/>
-                <w:color w:val="8A8E7D"/>
-                <w:sz w:val="20"/>
-              </w:rPr>
-              <w:t>…</w:t>
-            </w:r>
-          </w:p>
-        </w:tc>
-        <w:tc>
-          <w:tcPr>
-            <w:tcW w:type="dxa" w:w="2381"/>
-          </w:tcPr>
-          <w:p>
-            <w:pPr>
-              <w:spacing w:after="0"/>
-            </w:pPr>
-            <w:r/>
-            <w:r>
-              <w:rPr>
-                <w:b w:val="0"/>
-                <w:i/>
-                <w:color w:val="8A8E7D"/>
-                <w:sz w:val="20"/>
-              </w:rPr>
-              <w:t>…</w:t>
-            </w:r>
-          </w:p>
-        </w:tc>
-        <w:tc>
-          <w:tcPr>
-            <w:tcW w:type="dxa" w:w="2438"/>
-          </w:tcPr>
-          <w:p>
-            <w:pPr>
-              <w:spacing w:after="0"/>
-            </w:pPr>
-            <w:r/>
-            <w:r>
-              <w:rPr>
-                <w:b w:val="0"/>
-                <w:i/>
-                <w:color w:val="8A8E7D"/>
-                <w:sz w:val="20"/>
-              </w:rPr>
-              <w:t>…</w:t>
-            </w:r>
-          </w:p>
-        </w:tc>
-        <w:tc>
-          <w:tcPr>
-            <w:tcW w:type="dxa" w:w="2041"/>
-          </w:tcPr>
-          <w:p>
-            <w:pPr>
-              <w:spacing w:after="0"/>
-            </w:pPr>
-            <w:r/>
-            <w:r>
-              <w:rPr>
-                <w:b w:val="0"/>
-                <w:i/>
-                <w:color w:val="8A8E7D"/>
-                <w:sz w:val="20"/>
-              </w:rPr>
-              <w:t>…</w:t>
-            </w:r>
-          </w:p>
-        </w:tc>
-      </w:tr>
-      <w:tr>
-        <w:tc>
-          <w:tcPr>
-            <w:tcW w:type="dxa" w:w="1361"/>
-          </w:tcPr>
-          <w:p>
-            <w:pPr>
-              <w:spacing w:after="0"/>
-            </w:pPr>
-            <w:r/>
-            <w:r>
-              <w:rPr>
-                <w:b w:val="0"/>
-                <w:i/>
-                <w:color w:val="8A8E7D"/>
-                <w:sz w:val="20"/>
-              </w:rPr>
-              <w:t>…</w:t>
-            </w:r>
-          </w:p>
-        </w:tc>
-        <w:tc>
-          <w:tcPr>
-            <w:tcW w:type="dxa" w:w="1191"/>
-          </w:tcPr>
-          <w:p>
-            <w:pPr>
-              <w:spacing w:after="0"/>
-            </w:pPr>
-            <w:r/>
-            <w:r>
-              <w:rPr>
-                <w:b w:val="0"/>
-                <w:i/>
-                <w:color w:val="8A8E7D"/>
-                <w:sz w:val="20"/>
-              </w:rPr>
-              <w:t>…</w:t>
-            </w:r>
-          </w:p>
-        </w:tc>
-        <w:tc>
-          <w:tcPr>
-            <w:tcW w:type="dxa" w:w="2381"/>
-          </w:tcPr>
-          <w:p>
-            <w:pPr>
-              <w:spacing w:after="0"/>
-            </w:pPr>
-            <w:r/>
-            <w:r>
-              <w:rPr>
-                <w:b w:val="0"/>
-                <w:i/>
-                <w:color w:val="8A8E7D"/>
-                <w:sz w:val="20"/>
-              </w:rPr>
-              <w:t>…</w:t>
-            </w:r>
-          </w:p>
-        </w:tc>
-        <w:tc>
-          <w:tcPr>
-            <w:tcW w:type="dxa" w:w="2438"/>
-          </w:tcPr>
-          <w:p>
-            <w:pPr>
-              <w:spacing w:after="0"/>
-            </w:pPr>
-            <w:r/>
-            <w:r>
-              <w:rPr>
-                <w:b w:val="0"/>
-                <w:i/>
-                <w:color w:val="8A8E7D"/>
-                <w:sz w:val="20"/>
-              </w:rPr>
-              <w:t>…</w:t>
-            </w:r>
-          </w:p>
-        </w:tc>
-        <w:tc>
-          <w:tcPr>
-            <w:tcW w:type="dxa" w:w="2041"/>
-          </w:tcPr>
-          <w:p>
-            <w:pPr>
-              <w:spacing w:after="0"/>
-            </w:pPr>
-            <w:r/>
-            <w:r>
-              <w:rPr>
-                <w:b w:val="0"/>
-                <w:i/>
-                <w:color w:val="8A8E7D"/>
-                <w:sz w:val="20"/>
-              </w:rPr>
-              <w:t>…</w:t>
             </w:r>
           </w:p>
         </w:tc>
